--- a/assets/word/claim_ru_v1.docx
+++ b/assets/word/claim_ru_v1.docx
@@ -4,87 +4,192 @@
   <w:body>
     <w:p>
       <w:pPr>
-        <w:pStyle w:val="Title"/>
+        <w:widowControl/>
+        <w:ind w:left="4649"/>
       </w:pPr>
       <w:r>
-        <w:t>Досудебная претензия</w:t>
+        <w:rPr>
+          <w:color w:val="000000"/>
+        </w:rPr>
+        <w:t>Адресат: [Адресат и адрес]</w:t>
       </w:r>
     </w:p>
     <w:p>
+      <w:pPr>
+        <w:widowControl/>
+        <w:ind w:left="4649"/>
+      </w:pPr>
       <w:r>
-        <w:t>Место: [Место составления]. Дата: [Дата документа].</w:t>
+        <w:rPr>
+          <w:color w:val="000000"/>
+        </w:rPr>
+        <w:t>Заявитель: [Заявитель и адрес]</w:t>
       </w:r>
     </w:p>
     <w:p>
+      <w:pPr>
+        <w:widowControl/>
+        <w:ind w:left="4649"/>
+      </w:pPr>
       <w:r>
-        <w:t>Адресат: [Адресат и адрес]. Заявитель: [Заявитель и адрес].</w:t>
+        <w:rPr>
+          <w:color w:val="000000"/>
+        </w:rPr>
+        <w:t>Адрес для ответа: [Куда направить ответ]</w:t>
+      </w:r>
+    </w:p>
+    <w:p>
+      <w:pPr>
+        <w:pStyle w:val="Title"/>
+        <w:widowControl/>
+        <w:jc w:val="center"/>
+      </w:pPr>
+      <w:r>
+        <w:rPr>
+          <w:color w:val="000000"/>
+        </w:rPr>
+        <w:t>ДОСУДЕБНАЯ ПРЕТЕНЗИЯ</w:t>
       </w:r>
     </w:p>
     <w:p>
       <w:pPr>
         <w:pStyle w:val="Heading1"/>
+        <w:widowControl/>
       </w:pPr>
       <w:r>
-        <w:t>Основание и обстоятельства</w:t>
+        <w:rPr>
+          <w:color w:val="000000"/>
+        </w:rPr>
+        <w:t>Обстоятельства</w:t>
       </w:r>
     </w:p>
     <w:p>
+      <w:pPr>
+        <w:widowControl/>
+      </w:pPr>
       <w:r>
+        <w:rPr>
+          <w:color w:val="000000"/>
+        </w:rPr>
         <w:t>Основание: [Договор или иное основание].</w:t>
       </w:r>
     </w:p>
     <w:p>
+      <w:pPr>
+        <w:widowControl/>
+      </w:pPr>
       <w:r>
+        <w:rPr>
+          <w:color w:val="000000"/>
+        </w:rPr>
         <w:t>[Обстоятельства нарушения].</w:t>
       </w:r>
     </w:p>
     <w:p>
+      <w:pPr>
+        <w:widowControl/>
+      </w:pPr>
       <w:r>
+        <w:rPr>
+          <w:color w:val="000000"/>
+        </w:rPr>
         <w:t>Доказательства: [Подтверждающие документы].</w:t>
       </w:r>
     </w:p>
     <w:p>
       <w:pPr>
         <w:pStyle w:val="Heading1"/>
+        <w:widowControl/>
       </w:pPr>
       <w:r>
+        <w:rPr>
+          <w:color w:val="000000"/>
+        </w:rPr>
         <w:t>Требования</w:t>
       </w:r>
     </w:p>
     <w:p>
+      <w:pPr>
+        <w:widowControl/>
+      </w:pPr>
       <w:r>
+        <w:rPr>
+          <w:color w:val="000000"/>
+        </w:rPr>
         <w:t>[Требования заявителя].</w:t>
       </w:r>
     </w:p>
     <w:p>
+      <w:pPr>
+        <w:widowControl/>
+      </w:pPr>
       <w:r>
+        <w:rPr>
+          <w:color w:val="000000"/>
+        </w:rPr>
         <w:t>Сумма и расчёт: [Сумма и расчёт если применимо].</w:t>
       </w:r>
     </w:p>
     <w:p>
+      <w:pPr>
+        <w:widowControl/>
+      </w:pPr>
       <w:r>
+        <w:rPr>
+          <w:color w:val="000000"/>
+        </w:rPr>
         <w:t>Срок и основание его определения: [Срок исполнения требования и основание].</w:t>
       </w:r>
     </w:p>
     <w:p>
+      <w:pPr>
+        <w:widowControl/>
+      </w:pPr>
       <w:r>
-        <w:t>Прошу направить ответ: [Куда направить ответ]. При неурегулировании спора оставляю за собой право обратиться за судебной защитой в установленном порядке.</w:t>
+        <w:rPr>
+          <w:color w:val="000000"/>
+        </w:rPr>
+        <w:t>При неурегулировании спора оставляю за собой право обратиться за судебной защитой в установленном порядке.</w:t>
       </w:r>
     </w:p>
     <w:p>
+      <w:pPr>
+        <w:widowControl/>
+      </w:pPr>
       <w:r>
+        <w:rPr>
+          <w:color w:val="000000"/>
+        </w:rPr>
         <w:t>Приложения: [Приложения].</w:t>
       </w:r>
     </w:p>
     <w:p>
+      <w:pPr>
+        <w:widowControl/>
+      </w:pPr>
       <w:r>
+        <w:rPr>
+          <w:color w:val="000000"/>
+        </w:rPr>
+        <w:t>Место составления: [Место составления]    Дата: [Дата документа]</w:t>
+      </w:r>
+    </w:p>
+    <w:p>
+      <w:pPr>
+        <w:widowControl/>
+      </w:pPr>
+      <w:r>
+        <w:rPr>
+          <w:color w:val="000000"/>
+        </w:rPr>
         <w:t>Подпись заявителя ____________________</w:t>
       </w:r>
     </w:p>
     <w:sectPr>
       <w:footerReference w:type="default" r:id="rId9"/>
+      <w:headerReference w:type="default" r:id="rId10"/>
       <w:pgSz w:w="11906" w:h="16838"/>
-      <w:pgMar w:top="964" w:right="1134" w:bottom="964" w:left="1134" w:header="720" w:footer="720" w:gutter="0"/>
+      <w:pgMar w:top="1020" w:right="1020" w:bottom="1020" w:left="1247" w:header="720" w:footer="720" w:gutter="0"/>
       <w:cols w:space="720"/>
       <w:docGrid w:linePitch="360"/>
     </w:sectPr>
@@ -99,9 +204,26 @@
       <w:pStyle w:val="Footer"/>
       <w:jc w:val="center"/>
     </w:pPr>
+    <w:r>
+      <w:rPr>
+        <w:rFonts w:ascii="Times New Roman" w:hAnsi="Times New Roman"/>
+        <w:color w:val="000000"/>
+        <w:sz w:val="18"/>
+      </w:rPr>
+    </w:r>
     <w:fldSimple w:instr="PAGE"/>
   </w:p>
 </w:ftr>
+</file>
+
+<file path=word/header1.xml><?xml version="1.0" encoding="utf-8"?>
+<w:hdr xmlns:m="http://schemas.openxmlformats.org/officeDocument/2006/math" xmlns:mc="http://schemas.openxmlformats.org/markup-compatibility/2006" xmlns:mo="http://schemas.microsoft.com/office/mac/office/2008/main" xmlns:mv="urn:schemas-microsoft-com:mac:vml" xmlns:o="urn:schemas-microsoft-com:office:office" xmlns:r="http://schemas.openxmlformats.org/officeDocument/2006/relationships" xmlns:v="urn:schemas-microsoft-com:vml" xmlns:w10="urn:schemas-microsoft-com:office:word" xmlns:w14="http://schemas.microsoft.com/office/word/2010/wordml" xmlns:w="http://schemas.openxmlformats.org/wordprocessingml/2006/main" xmlns:wne="http://schemas.microsoft.com/office/word/2006/wordml" xmlns:wp14="http://schemas.microsoft.com/office/word/2010/wordprocessingDrawing" xmlns:wp="http://schemas.openxmlformats.org/drawingml/2006/wordprocessingDrawing" xmlns:wpc="http://schemas.microsoft.com/office/word/2010/wordprocessingCanvas" xmlns:wpg="http://schemas.microsoft.com/office/word/2010/wordprocessingGroup" xmlns:wpi="http://schemas.microsoft.com/office/word/2010/wordprocessingInk" xmlns:wps="http://schemas.microsoft.com/office/word/2010/wordprocessingShape" mc:Ignorable="w14 wp14">
+  <w:p>
+    <w:pPr>
+      <w:pStyle w:val="Header"/>
+    </w:pPr>
+  </w:p>
+</w:hdr>
 </file>
 
 <file path=word/numbering.xml><?xml version="1.0" encoding="utf-8"?>
@@ -468,7 +590,7 @@
     <w:qFormat/>
     <w:rsid w:val="00FC693F"/>
     <w:pPr>
-      <w:spacing w:after="100" w:line="250" w:lineRule="auto"/>
+      <w:spacing w:after="100" w:line="254" w:lineRule="auto"/>
     </w:pPr>
     <w:rPr>
       <w:rFonts w:ascii="Times New Roman" w:hAnsi="Times New Roman" w:eastAsia="Times New Roman" w:cs="Times New Roman"/>
@@ -531,7 +653,7 @@
     <w:pPr>
       <w:keepNext/>
       <w:keepLines/>
-      <w:spacing w:before="140" w:after="100" w:line="250" w:lineRule="auto"/>
+      <w:spacing w:before="180" w:after="100" w:line="254" w:lineRule="auto"/>
       <w:outlineLvl w:val="0"/>
     </w:pPr>
     <w:rPr>
@@ -539,7 +661,7 @@
       <w:b/>
       <w:bCs/>
       <w:color w:val="000000"/>
-      <w:sz w:val="24"/>
+      <w:sz w:val="23"/>
       <w:szCs w:val="28"/>
     </w:rPr>
   </w:style>
@@ -555,15 +677,15 @@
     <w:pPr>
       <w:keepNext/>
       <w:keepLines/>
-      <w:spacing w:before="200" w:after="0"/>
+      <w:spacing w:before="200" w:after="100" w:line="254" w:lineRule="auto"/>
       <w:outlineLvl w:val="1"/>
     </w:pPr>
     <w:rPr>
-      <w:rFonts w:asciiTheme="majorHAnsi" w:eastAsiaTheme="majorEastAsia" w:hAnsiTheme="majorHAnsi" w:cstheme="majorBidi"/>
+      <w:rFonts w:ascii="Times New Roman" w:hAnsi="Times New Roman" w:eastAsia="Times New Roman" w:cs="Times New Roman"/>
       <w:b/>
       <w:bCs/>
-      <w:color w:val="4F81BD" w:themeColor="accent1"/>
-      <w:sz w:val="26"/>
+      <w:color w:val="000000"/>
+      <w:sz w:val="22"/>
       <w:szCs w:val="26"/>
     </w:rPr>
   </w:style>
@@ -586,7 +708,7 @@
       <w:rFonts w:asciiTheme="majorHAnsi" w:eastAsiaTheme="majorEastAsia" w:hAnsiTheme="majorHAnsi" w:cstheme="majorBidi"/>
       <w:b/>
       <w:bCs/>
-      <w:color w:val="4F81BD" w:themeColor="accent1"/>
+      <w:color w:val="000000"/>
     </w:rPr>
   </w:style>
   <w:style w:type="paragraph" w:styleId="Heading4">
@@ -611,7 +733,7 @@
       <w:bCs/>
       <w:i/>
       <w:iCs/>
-      <w:color w:val="4F81BD" w:themeColor="accent1"/>
+      <w:color w:val="000000"/>
     </w:rPr>
   </w:style>
   <w:style w:type="paragraph" w:styleId="Heading5">
@@ -632,7 +754,7 @@
     </w:pPr>
     <w:rPr>
       <w:rFonts w:asciiTheme="majorHAnsi" w:eastAsiaTheme="majorEastAsia" w:hAnsiTheme="majorHAnsi" w:cstheme="majorBidi"/>
-      <w:color w:val="243F60" w:themeColor="accent1" w:themeShade="7F"/>
+      <w:color w:val="000000"/>
     </w:rPr>
   </w:style>
   <w:style w:type="paragraph" w:styleId="Heading6">
@@ -655,7 +777,7 @@
       <w:rFonts w:asciiTheme="majorHAnsi" w:eastAsiaTheme="majorEastAsia" w:hAnsiTheme="majorHAnsi" w:cstheme="majorBidi"/>
       <w:i/>
       <w:iCs/>
-      <w:color w:val="243F60" w:themeColor="accent1" w:themeShade="7F"/>
+      <w:color w:val="000000"/>
     </w:rPr>
   </w:style>
   <w:style w:type="paragraph" w:styleId="Heading7">
@@ -678,7 +800,7 @@
       <w:rFonts w:asciiTheme="majorHAnsi" w:eastAsiaTheme="majorEastAsia" w:hAnsiTheme="majorHAnsi" w:cstheme="majorBidi"/>
       <w:i/>
       <w:iCs/>
-      <w:color w:val="404040" w:themeColor="text1" w:themeTint="BF"/>
+      <w:color w:val="000000"/>
     </w:rPr>
   </w:style>
   <w:style w:type="paragraph" w:styleId="Heading8">
@@ -699,7 +821,7 @@
     </w:pPr>
     <w:rPr>
       <w:rFonts w:asciiTheme="majorHAnsi" w:eastAsiaTheme="majorEastAsia" w:hAnsiTheme="majorHAnsi" w:cstheme="majorBidi"/>
-      <w:color w:val="4F81BD" w:themeColor="accent1"/>
+      <w:color w:val="000000"/>
       <w:sz w:val="20"/>
       <w:szCs w:val="20"/>
     </w:rPr>
@@ -724,7 +846,7 @@
       <w:rFonts w:asciiTheme="majorHAnsi" w:eastAsiaTheme="majorEastAsia" w:hAnsiTheme="majorHAnsi" w:cstheme="majorBidi"/>
       <w:i/>
       <w:iCs/>
-      <w:color w:val="404040" w:themeColor="text1" w:themeTint="BF"/>
+      <w:color w:val="000000"/>
       <w:sz w:val="20"/>
       <w:szCs w:val="20"/>
     </w:rPr>
@@ -775,7 +897,7 @@
       <w:rFonts w:asciiTheme="majorHAnsi" w:eastAsiaTheme="majorEastAsia" w:hAnsiTheme="majorHAnsi" w:cstheme="majorBidi"/>
       <w:b/>
       <w:bCs/>
-      <w:color w:val="365F91" w:themeColor="accent1" w:themeShade="BF"/>
+      <w:color w:val="000000"/>
       <w:sz w:val="28"/>
       <w:szCs w:val="28"/>
     </w:rPr>
@@ -790,7 +912,7 @@
       <w:rFonts w:asciiTheme="majorHAnsi" w:eastAsiaTheme="majorEastAsia" w:hAnsiTheme="majorHAnsi" w:cstheme="majorBidi"/>
       <w:b/>
       <w:bCs/>
-      <w:color w:val="4F81BD" w:themeColor="accent1"/>
+      <w:color w:val="000000"/>
       <w:sz w:val="26"/>
       <w:szCs w:val="26"/>
     </w:rPr>
@@ -805,7 +927,7 @@
       <w:rFonts w:asciiTheme="majorHAnsi" w:eastAsiaTheme="majorEastAsia" w:hAnsiTheme="majorHAnsi" w:cstheme="majorBidi"/>
       <w:b/>
       <w:bCs/>
-      <w:color w:val="4F81BD" w:themeColor="accent1"/>
+      <w:color w:val="000000"/>
     </w:rPr>
   </w:style>
   <w:style w:type="paragraph" w:styleId="Title">
@@ -817,7 +939,7 @@
     <w:qFormat/>
     <w:rsid w:val="00FC693F"/>
     <w:pPr>
-      <w:spacing w:after="100" w:line="250" w:lineRule="auto"/>
+      <w:spacing w:after="200" w:line="254" w:lineRule="auto"/>
       <w:contextualSpacing/>
     </w:pPr>
     <w:rPr>
@@ -826,7 +948,7 @@
       <w:color w:val="000000"/>
       <w:spacing w:val="5"/>
       <w:kern w:val="28"/>
-      <w:sz w:val="32"/>
+      <w:sz w:val="28"/>
       <w:szCs w:val="52"/>
     </w:rPr>
   </w:style>
@@ -838,7 +960,7 @@
     <w:rsid w:val="00FC693F"/>
     <w:rPr>
       <w:rFonts w:asciiTheme="majorHAnsi" w:eastAsiaTheme="majorEastAsia" w:hAnsiTheme="majorHAnsi" w:cstheme="majorBidi"/>
-      <w:color w:val="17365D" w:themeColor="text2" w:themeShade="BF"/>
+      <w:color w:val="000000"/>
       <w:spacing w:val="5"/>
       <w:kern w:val="28"/>
       <w:sz w:val="52"/>
@@ -862,7 +984,7 @@
       <w:rFonts w:asciiTheme="majorHAnsi" w:eastAsiaTheme="majorEastAsia" w:hAnsiTheme="majorHAnsi" w:cstheme="majorBidi"/>
       <w:i/>
       <w:iCs/>
-      <w:color w:val="4F81BD" w:themeColor="accent1"/>
+      <w:color w:val="000000"/>
       <w:spacing w:val="15"/>
       <w:sz w:val="24"/>
       <w:szCs w:val="24"/>
@@ -878,7 +1000,7 @@
       <w:rFonts w:asciiTheme="majorHAnsi" w:eastAsiaTheme="majorEastAsia" w:hAnsiTheme="majorHAnsi" w:cstheme="majorBidi"/>
       <w:i/>
       <w:iCs/>
-      <w:color w:val="4F81BD" w:themeColor="accent1"/>
+      <w:color w:val="000000"/>
       <w:spacing w:val="15"/>
       <w:sz w:val="24"/>
       <w:szCs w:val="24"/>
@@ -1150,7 +1272,7 @@
     <w:rPr>
       <w:i/>
       <w:iCs/>
-      <w:color w:val="000000" w:themeColor="text1"/>
+      <w:color w:val="000000"/>
     </w:rPr>
   </w:style>
   <w:style w:type="character" w:customStyle="1" w:styleId="QuoteChar">
@@ -1162,7 +1284,7 @@
     <w:rPr>
       <w:i/>
       <w:iCs/>
-      <w:color w:val="000000" w:themeColor="text1"/>
+      <w:color w:val="000000"/>
     </w:rPr>
   </w:style>
   <w:style w:type="character" w:customStyle="1" w:styleId="Heading4Char">
@@ -1178,7 +1300,7 @@
       <w:bCs/>
       <w:i/>
       <w:iCs/>
-      <w:color w:val="4F81BD" w:themeColor="accent1"/>
+      <w:color w:val="000000"/>
     </w:rPr>
   </w:style>
   <w:style w:type="character" w:customStyle="1" w:styleId="Heading5Char">
@@ -1190,7 +1312,7 @@
     <w:rsid w:val="00FC693F"/>
     <w:rPr>
       <w:rFonts w:asciiTheme="majorHAnsi" w:eastAsiaTheme="majorEastAsia" w:hAnsiTheme="majorHAnsi" w:cstheme="majorBidi"/>
-      <w:color w:val="243F60" w:themeColor="accent1" w:themeShade="7F"/>
+      <w:color w:val="000000"/>
     </w:rPr>
   </w:style>
   <w:style w:type="character" w:customStyle="1" w:styleId="Heading6Char">
@@ -1204,7 +1326,7 @@
       <w:rFonts w:asciiTheme="majorHAnsi" w:eastAsiaTheme="majorEastAsia" w:hAnsiTheme="majorHAnsi" w:cstheme="majorBidi"/>
       <w:i/>
       <w:iCs/>
-      <w:color w:val="243F60" w:themeColor="accent1" w:themeShade="7F"/>
+      <w:color w:val="000000"/>
     </w:rPr>
   </w:style>
   <w:style w:type="character" w:customStyle="1" w:styleId="Heading7Char">
@@ -1218,7 +1340,7 @@
       <w:rFonts w:asciiTheme="majorHAnsi" w:eastAsiaTheme="majorEastAsia" w:hAnsiTheme="majorHAnsi" w:cstheme="majorBidi"/>
       <w:i/>
       <w:iCs/>
-      <w:color w:val="404040" w:themeColor="text1" w:themeTint="BF"/>
+      <w:color w:val="000000"/>
     </w:rPr>
   </w:style>
   <w:style w:type="character" w:customStyle="1" w:styleId="Heading8Char">
@@ -1230,7 +1352,7 @@
     <w:rsid w:val="00FC693F"/>
     <w:rPr>
       <w:rFonts w:asciiTheme="majorHAnsi" w:eastAsiaTheme="majorEastAsia" w:hAnsiTheme="majorHAnsi" w:cstheme="majorBidi"/>
-      <w:color w:val="4F81BD" w:themeColor="accent1"/>
+      <w:color w:val="000000"/>
       <w:sz w:val="20"/>
       <w:szCs w:val="20"/>
     </w:rPr>
@@ -1246,7 +1368,7 @@
       <w:rFonts w:asciiTheme="majorHAnsi" w:eastAsiaTheme="majorEastAsia" w:hAnsiTheme="majorHAnsi" w:cstheme="majorBidi"/>
       <w:i/>
       <w:iCs/>
-      <w:color w:val="404040" w:themeColor="text1" w:themeTint="BF"/>
+      <w:color w:val="000000"/>
       <w:sz w:val="20"/>
       <w:szCs w:val="20"/>
     </w:rPr>
@@ -1266,7 +1388,7 @@
     <w:rPr>
       <w:b/>
       <w:bCs/>
-      <w:color w:val="4F81BD" w:themeColor="accent1"/>
+      <w:color w:val="000000"/>
       <w:sz w:val="18"/>
       <w:szCs w:val="18"/>
     </w:rPr>
@@ -1310,7 +1432,7 @@
       <w:bCs/>
       <w:i/>
       <w:iCs/>
-      <w:color w:val="4F81BD" w:themeColor="accent1"/>
+      <w:color w:val="000000"/>
     </w:rPr>
   </w:style>
   <w:style w:type="character" w:customStyle="1" w:styleId="IntenseQuoteChar">
@@ -1324,7 +1446,7 @@
       <w:bCs/>
       <w:i/>
       <w:iCs/>
-      <w:color w:val="4F81BD" w:themeColor="accent1"/>
+      <w:color w:val="000000"/>
     </w:rPr>
   </w:style>
   <w:style w:type="character" w:styleId="SubtleEmphasis">
@@ -1336,7 +1458,7 @@
     <w:rPr>
       <w:i/>
       <w:iCs/>
-      <w:color w:val="808080" w:themeColor="text1" w:themeTint="7F"/>
+      <w:color w:val="000000"/>
     </w:rPr>
   </w:style>
   <w:style w:type="character" w:styleId="IntenseEmphasis">
@@ -1350,7 +1472,7 @@
       <w:bCs/>
       <w:i/>
       <w:iCs/>
-      <w:color w:val="4F81BD" w:themeColor="accent1"/>
+      <w:color w:val="000000"/>
     </w:rPr>
   </w:style>
   <w:style w:type="character" w:styleId="SubtleReference">
@@ -1361,7 +1483,7 @@
     <w:rsid w:val="00FC693F"/>
     <w:rPr>
       <w:smallCaps/>
-      <w:color w:val="C0504D" w:themeColor="accent2"/>
+      <w:color w:val="000000"/>
       <w:u w:val="single"/>
     </w:rPr>
   </w:style>
@@ -1375,7 +1497,7 @@
       <w:b/>
       <w:bCs/>
       <w:smallCaps/>
-      <w:color w:val="C0504D" w:themeColor="accent2"/>
+      <w:color w:val="000000"/>
       <w:spacing w:val="5"/>
       <w:u w:val="single"/>
     </w:rPr>
@@ -1441,7 +1563,7 @@
       <w:spacing w:after="0" w:line="240" w:lineRule="auto"/>
     </w:pPr>
     <w:rPr>
-      <w:color w:val="000000" w:themeColor="text1" w:themeShade="BF"/>
+      <w:color w:val="000000"/>
     </w:rPr>
     <w:tblPr>
       <w:tblStyleRowBandSize w:val="1"/>
@@ -1544,7 +1666,7 @@
       <w:spacing w:after="0" w:line="240" w:lineRule="auto"/>
     </w:pPr>
     <w:rPr>
-      <w:color w:val="365F91" w:themeColor="accent1" w:themeShade="BF"/>
+      <w:color w:val="000000"/>
     </w:rPr>
     <w:tblPr>
       <w:tblStyleRowBandSize w:val="1"/>
@@ -1647,7 +1769,7 @@
       <w:spacing w:after="0" w:line="240" w:lineRule="auto"/>
     </w:pPr>
     <w:rPr>
-      <w:color w:val="943634" w:themeColor="accent2" w:themeShade="BF"/>
+      <w:color w:val="000000"/>
     </w:rPr>
     <w:tblPr>
       <w:tblStyleRowBandSize w:val="1"/>
@@ -1750,7 +1872,7 @@
       <w:spacing w:after="0" w:line="240" w:lineRule="auto"/>
     </w:pPr>
     <w:rPr>
-      <w:color w:val="76923C" w:themeColor="accent3" w:themeShade="BF"/>
+      <w:color w:val="000000"/>
     </w:rPr>
     <w:tblPr>
       <w:tblStyleRowBandSize w:val="1"/>
@@ -1853,7 +1975,7 @@
       <w:spacing w:after="0" w:line="240" w:lineRule="auto"/>
     </w:pPr>
     <w:rPr>
-      <w:color w:val="5F497A" w:themeColor="accent4" w:themeShade="BF"/>
+      <w:color w:val="000000"/>
     </w:rPr>
     <w:tblPr>
       <w:tblStyleRowBandSize w:val="1"/>
@@ -1956,7 +2078,7 @@
       <w:spacing w:after="0" w:line="240" w:lineRule="auto"/>
     </w:pPr>
     <w:rPr>
-      <w:color w:val="31849B" w:themeColor="accent5" w:themeShade="BF"/>
+      <w:color w:val="000000"/>
     </w:rPr>
     <w:tblPr>
       <w:tblStyleRowBandSize w:val="1"/>
@@ -2059,7 +2181,7 @@
       <w:spacing w:after="0" w:line="240" w:lineRule="auto"/>
     </w:pPr>
     <w:rPr>
-      <w:color w:val="E36C0A" w:themeColor="accent6" w:themeShade="BF"/>
+      <w:color w:val="000000"/>
     </w:rPr>
     <w:tblPr>
       <w:tblStyleRowBandSize w:val="1"/>
@@ -2185,7 +2307,7 @@
       <w:rPr>
         <w:b/>
         <w:bCs/>
-        <w:color w:val="FFFFFF" w:themeColor="background1"/>
+        <w:color w:val="000000"/>
       </w:rPr>
       <w:tblPr/>
       <w:tcPr>
@@ -2277,7 +2399,7 @@
       <w:rPr>
         <w:b/>
         <w:bCs/>
-        <w:color w:val="FFFFFF" w:themeColor="background1"/>
+        <w:color w:val="000000"/>
       </w:rPr>
       <w:tblPr/>
       <w:tcPr>
@@ -2369,7 +2491,7 @@
       <w:rPr>
         <w:b/>
         <w:bCs/>
-        <w:color w:val="FFFFFF" w:themeColor="background1"/>
+        <w:color w:val="000000"/>
       </w:rPr>
       <w:tblPr/>
       <w:tcPr>
@@ -2461,7 +2583,7 @@
       <w:rPr>
         <w:b/>
         <w:bCs/>
-        <w:color w:val="FFFFFF" w:themeColor="background1"/>
+        <w:color w:val="000000"/>
       </w:rPr>
       <w:tblPr/>
       <w:tcPr>
@@ -2553,7 +2675,7 @@
       <w:rPr>
         <w:b/>
         <w:bCs/>
-        <w:color w:val="FFFFFF" w:themeColor="background1"/>
+        <w:color w:val="000000"/>
       </w:rPr>
       <w:tblPr/>
       <w:tcPr>
@@ -2645,7 +2767,7 @@
       <w:rPr>
         <w:b/>
         <w:bCs/>
-        <w:color w:val="FFFFFF" w:themeColor="background1"/>
+        <w:color w:val="000000"/>
       </w:rPr>
       <w:tblPr/>
       <w:tcPr>
@@ -2737,7 +2859,7 @@
       <w:rPr>
         <w:b/>
         <w:bCs/>
-        <w:color w:val="FFFFFF" w:themeColor="background1"/>
+        <w:color w:val="000000"/>
       </w:rPr>
       <w:tblPr/>
       <w:tcPr>
@@ -3740,7 +3862,7 @@
       <w:rPr>
         <w:b/>
         <w:bCs/>
-        <w:color w:val="FFFFFF" w:themeColor="background1"/>
+        <w:color w:val="000000"/>
       </w:rPr>
       <w:tblPr/>
       <w:tcPr>
@@ -3846,7 +3968,7 @@
       <w:rPr>
         <w:b/>
         <w:bCs/>
-        <w:color w:val="FFFFFF" w:themeColor="background1"/>
+        <w:color w:val="000000"/>
       </w:rPr>
       <w:tblPr/>
       <w:tcPr>
@@ -3952,7 +4074,7 @@
       <w:rPr>
         <w:b/>
         <w:bCs/>
-        <w:color w:val="FFFFFF" w:themeColor="background1"/>
+        <w:color w:val="000000"/>
       </w:rPr>
       <w:tblPr/>
       <w:tcPr>
@@ -4058,7 +4180,7 @@
       <w:rPr>
         <w:b/>
         <w:bCs/>
-        <w:color w:val="FFFFFF" w:themeColor="background1"/>
+        <w:color w:val="000000"/>
       </w:rPr>
       <w:tblPr/>
       <w:tcPr>
@@ -4164,7 +4286,7 @@
       <w:rPr>
         <w:b/>
         <w:bCs/>
-        <w:color w:val="FFFFFF" w:themeColor="background1"/>
+        <w:color w:val="000000"/>
       </w:rPr>
       <w:tblPr/>
       <w:tcPr>
@@ -4270,7 +4392,7 @@
       <w:rPr>
         <w:b/>
         <w:bCs/>
-        <w:color w:val="FFFFFF" w:themeColor="background1"/>
+        <w:color w:val="000000"/>
       </w:rPr>
       <w:tblPr/>
       <w:tcPr>
@@ -4376,7 +4498,7 @@
       <w:rPr>
         <w:b/>
         <w:bCs/>
-        <w:color w:val="FFFFFF" w:themeColor="background1"/>
+        <w:color w:val="000000"/>
       </w:rPr>
       <w:tblPr/>
       <w:tcPr>
@@ -4479,7 +4601,7 @@
       <w:rPr>
         <w:b/>
         <w:bCs/>
-        <w:color w:val="FFFFFF" w:themeColor="background1"/>
+        <w:color w:val="000000"/>
       </w:rPr>
       <w:tblPr/>
       <w:tcPr>
@@ -4499,7 +4621,7 @@
         <w:spacing w:before="0" w:after="0" w:line="240" w:lineRule="auto"/>
       </w:pPr>
       <w:rPr>
-        <w:color w:val="auto"/>
+        <w:color w:val="000000"/>
       </w:rPr>
       <w:tblPr/>
       <w:tcPr>
@@ -4518,7 +4640,7 @@
       <w:rPr>
         <w:b/>
         <w:bCs/>
-        <w:color w:val="FFFFFF" w:themeColor="background1"/>
+        <w:color w:val="000000"/>
       </w:rPr>
       <w:tblPr/>
       <w:tcPr>
@@ -4537,7 +4659,7 @@
       <w:rPr>
         <w:b/>
         <w:bCs/>
-        <w:color w:val="FFFFFF" w:themeColor="background1"/>
+        <w:color w:val="000000"/>
       </w:rPr>
       <w:tblPr/>
       <w:tcPr>
@@ -4583,7 +4705,7 @@
     </w:tblStylePr>
     <w:tblStylePr w:type="nwCell">
       <w:rPr>
-        <w:color w:val="FFFFFF" w:themeColor="background1"/>
+        <w:color w:val="000000"/>
       </w:rPr>
       <w:tblPr/>
       <w:tcPr>
@@ -4628,7 +4750,7 @@
       <w:rPr>
         <w:b/>
         <w:bCs/>
-        <w:color w:val="FFFFFF" w:themeColor="background1"/>
+        <w:color w:val="000000"/>
       </w:rPr>
       <w:tblPr/>
       <w:tcPr>
@@ -4648,7 +4770,7 @@
         <w:spacing w:before="0" w:after="0" w:line="240" w:lineRule="auto"/>
       </w:pPr>
       <w:rPr>
-        <w:color w:val="auto"/>
+        <w:color w:val="000000"/>
       </w:rPr>
       <w:tblPr/>
       <w:tcPr>
@@ -4667,7 +4789,7 @@
       <w:rPr>
         <w:b/>
         <w:bCs/>
-        <w:color w:val="FFFFFF" w:themeColor="background1"/>
+        <w:color w:val="000000"/>
       </w:rPr>
       <w:tblPr/>
       <w:tcPr>
@@ -4686,7 +4808,7 @@
       <w:rPr>
         <w:b/>
         <w:bCs/>
-        <w:color w:val="FFFFFF" w:themeColor="background1"/>
+        <w:color w:val="000000"/>
       </w:rPr>
       <w:tblPr/>
       <w:tcPr>
@@ -4732,7 +4854,7 @@
     </w:tblStylePr>
     <w:tblStylePr w:type="nwCell">
       <w:rPr>
-        <w:color w:val="FFFFFF" w:themeColor="background1"/>
+        <w:color w:val="000000"/>
       </w:rPr>
       <w:tblPr/>
       <w:tcPr>
@@ -4777,7 +4899,7 @@
       <w:rPr>
         <w:b/>
         <w:bCs/>
-        <w:color w:val="FFFFFF" w:themeColor="background1"/>
+        <w:color w:val="000000"/>
       </w:rPr>
       <w:tblPr/>
       <w:tcPr>
@@ -4797,7 +4919,7 @@
         <w:spacing w:before="0" w:after="0" w:line="240" w:lineRule="auto"/>
       </w:pPr>
       <w:rPr>
-        <w:color w:val="auto"/>
+        <w:color w:val="000000"/>
       </w:rPr>
       <w:tblPr/>
       <w:tcPr>
@@ -4816,7 +4938,7 @@
       <w:rPr>
         <w:b/>
         <w:bCs/>
-        <w:color w:val="FFFFFF" w:themeColor="background1"/>
+        <w:color w:val="000000"/>
       </w:rPr>
       <w:tblPr/>
       <w:tcPr>
@@ -4835,7 +4957,7 @@
       <w:rPr>
         <w:b/>
         <w:bCs/>
-        <w:color w:val="FFFFFF" w:themeColor="background1"/>
+        <w:color w:val="000000"/>
       </w:rPr>
       <w:tblPr/>
       <w:tcPr>
@@ -4881,7 +5003,7 @@
     </w:tblStylePr>
     <w:tblStylePr w:type="nwCell">
       <w:rPr>
-        <w:color w:val="FFFFFF" w:themeColor="background1"/>
+        <w:color w:val="000000"/>
       </w:rPr>
       <w:tblPr/>
       <w:tcPr>
@@ -4926,7 +5048,7 @@
       <w:rPr>
         <w:b/>
         <w:bCs/>
-        <w:color w:val="FFFFFF" w:themeColor="background1"/>
+        <w:color w:val="000000"/>
       </w:rPr>
       <w:tblPr/>
       <w:tcPr>
@@ -4946,7 +5068,7 @@
         <w:spacing w:before="0" w:after="0" w:line="240" w:lineRule="auto"/>
       </w:pPr>
       <w:rPr>
-        <w:color w:val="auto"/>
+        <w:color w:val="000000"/>
       </w:rPr>
       <w:tblPr/>
       <w:tcPr>
@@ -4965,7 +5087,7 @@
       <w:rPr>
         <w:b/>
         <w:bCs/>
-        <w:color w:val="FFFFFF" w:themeColor="background1"/>
+        <w:color w:val="000000"/>
       </w:rPr>
       <w:tblPr/>
       <w:tcPr>
@@ -4984,7 +5106,7 @@
       <w:rPr>
         <w:b/>
         <w:bCs/>
-        <w:color w:val="FFFFFF" w:themeColor="background1"/>
+        <w:color w:val="000000"/>
       </w:rPr>
       <w:tblPr/>
       <w:tcPr>
@@ -5030,7 +5152,7 @@
     </w:tblStylePr>
     <w:tblStylePr w:type="nwCell">
       <w:rPr>
-        <w:color w:val="FFFFFF" w:themeColor="background1"/>
+        <w:color w:val="000000"/>
       </w:rPr>
       <w:tblPr/>
       <w:tcPr>
@@ -5075,7 +5197,7 @@
       <w:rPr>
         <w:b/>
         <w:bCs/>
-        <w:color w:val="FFFFFF" w:themeColor="background1"/>
+        <w:color w:val="000000"/>
       </w:rPr>
       <w:tblPr/>
       <w:tcPr>
@@ -5095,7 +5217,7 @@
         <w:spacing w:before="0" w:after="0" w:line="240" w:lineRule="auto"/>
       </w:pPr>
       <w:rPr>
-        <w:color w:val="auto"/>
+        <w:color w:val="000000"/>
       </w:rPr>
       <w:tblPr/>
       <w:tcPr>
@@ -5114,7 +5236,7 @@
       <w:rPr>
         <w:b/>
         <w:bCs/>
-        <w:color w:val="FFFFFF" w:themeColor="background1"/>
+        <w:color w:val="000000"/>
       </w:rPr>
       <w:tblPr/>
       <w:tcPr>
@@ -5133,7 +5255,7 @@
       <w:rPr>
         <w:b/>
         <w:bCs/>
-        <w:color w:val="FFFFFF" w:themeColor="background1"/>
+        <w:color w:val="000000"/>
       </w:rPr>
       <w:tblPr/>
       <w:tcPr>
@@ -5179,7 +5301,7 @@
     </w:tblStylePr>
     <w:tblStylePr w:type="nwCell">
       <w:rPr>
-        <w:color w:val="FFFFFF" w:themeColor="background1"/>
+        <w:color w:val="000000"/>
       </w:rPr>
       <w:tblPr/>
       <w:tcPr>
@@ -5224,7 +5346,7 @@
       <w:rPr>
         <w:b/>
         <w:bCs/>
-        <w:color w:val="FFFFFF" w:themeColor="background1"/>
+        <w:color w:val="000000"/>
       </w:rPr>
       <w:tblPr/>
       <w:tcPr>
@@ -5244,7 +5366,7 @@
         <w:spacing w:before="0" w:after="0" w:line="240" w:lineRule="auto"/>
       </w:pPr>
       <w:rPr>
-        <w:color w:val="auto"/>
+        <w:color w:val="000000"/>
       </w:rPr>
       <w:tblPr/>
       <w:tcPr>
@@ -5263,7 +5385,7 @@
       <w:rPr>
         <w:b/>
         <w:bCs/>
-        <w:color w:val="FFFFFF" w:themeColor="background1"/>
+        <w:color w:val="000000"/>
       </w:rPr>
       <w:tblPr/>
       <w:tcPr>
@@ -5282,7 +5404,7 @@
       <w:rPr>
         <w:b/>
         <w:bCs/>
-        <w:color w:val="FFFFFF" w:themeColor="background1"/>
+        <w:color w:val="000000"/>
       </w:rPr>
       <w:tblPr/>
       <w:tcPr>
@@ -5328,7 +5450,7 @@
     </w:tblStylePr>
     <w:tblStylePr w:type="nwCell">
       <w:rPr>
-        <w:color w:val="FFFFFF" w:themeColor="background1"/>
+        <w:color w:val="000000"/>
       </w:rPr>
       <w:tblPr/>
       <w:tcPr>
@@ -5373,7 +5495,7 @@
       <w:rPr>
         <w:b/>
         <w:bCs/>
-        <w:color w:val="FFFFFF" w:themeColor="background1"/>
+        <w:color w:val="000000"/>
       </w:rPr>
       <w:tblPr/>
       <w:tcPr>
@@ -5393,7 +5515,7 @@
         <w:spacing w:before="0" w:after="0" w:line="240" w:lineRule="auto"/>
       </w:pPr>
       <w:rPr>
-        <w:color w:val="auto"/>
+        <w:color w:val="000000"/>
       </w:rPr>
       <w:tblPr/>
       <w:tcPr>
@@ -5412,7 +5534,7 @@
       <w:rPr>
         <w:b/>
         <w:bCs/>
-        <w:color w:val="FFFFFF" w:themeColor="background1"/>
+        <w:color w:val="000000"/>
       </w:rPr>
       <w:tblPr/>
       <w:tcPr>
@@ -5431,7 +5553,7 @@
       <w:rPr>
         <w:b/>
         <w:bCs/>
-        <w:color w:val="FFFFFF" w:themeColor="background1"/>
+        <w:color w:val="000000"/>
       </w:rPr>
       <w:tblPr/>
       <w:tcPr>
@@ -5477,7 +5599,7 @@
     </w:tblStylePr>
     <w:tblStylePr w:type="nwCell">
       <w:rPr>
-        <w:color w:val="FFFFFF" w:themeColor="background1"/>
+        <w:color w:val="000000"/>
       </w:rPr>
       <w:tblPr/>
       <w:tcPr>
@@ -5501,7 +5623,7 @@
       <w:spacing w:after="0" w:line="240" w:lineRule="auto"/>
     </w:pPr>
     <w:rPr>
-      <w:color w:val="000000" w:themeColor="text1"/>
+      <w:color w:val="000000"/>
     </w:rPr>
     <w:tblPr>
       <w:tblStyleRowBandSize w:val="1"/>
@@ -5534,7 +5656,7 @@
       <w:rPr>
         <w:b/>
         <w:bCs/>
-        <w:color w:val="1F497D" w:themeColor="text2"/>
+        <w:color w:val="000000"/>
       </w:rPr>
       <w:tblPr/>
       <w:tcPr>
@@ -5585,7 +5707,7 @@
       <w:spacing w:after="0" w:line="240" w:lineRule="auto"/>
     </w:pPr>
     <w:rPr>
-      <w:color w:val="000000" w:themeColor="text1"/>
+      <w:color w:val="000000"/>
     </w:rPr>
     <w:tblPr>
       <w:tblStyleRowBandSize w:val="1"/>
@@ -5618,7 +5740,7 @@
       <w:rPr>
         <w:b/>
         <w:bCs/>
-        <w:color w:val="1F497D" w:themeColor="text2"/>
+        <w:color w:val="000000"/>
       </w:rPr>
       <w:tblPr/>
       <w:tcPr>
@@ -5669,7 +5791,7 @@
       <w:spacing w:after="0" w:line="240" w:lineRule="auto"/>
     </w:pPr>
     <w:rPr>
-      <w:color w:val="000000" w:themeColor="text1"/>
+      <w:color w:val="000000"/>
     </w:rPr>
     <w:tblPr>
       <w:tblStyleRowBandSize w:val="1"/>
@@ -5702,7 +5824,7 @@
       <w:rPr>
         <w:b/>
         <w:bCs/>
-        <w:color w:val="1F497D" w:themeColor="text2"/>
+        <w:color w:val="000000"/>
       </w:rPr>
       <w:tblPr/>
       <w:tcPr>
@@ -5753,7 +5875,7 @@
       <w:spacing w:after="0" w:line="240" w:lineRule="auto"/>
     </w:pPr>
     <w:rPr>
-      <w:color w:val="000000" w:themeColor="text1"/>
+      <w:color w:val="000000"/>
     </w:rPr>
     <w:tblPr>
       <w:tblStyleRowBandSize w:val="1"/>
@@ -5786,7 +5908,7 @@
       <w:rPr>
         <w:b/>
         <w:bCs/>
-        <w:color w:val="1F497D" w:themeColor="text2"/>
+        <w:color w:val="000000"/>
       </w:rPr>
       <w:tblPr/>
       <w:tcPr>
@@ -5837,7 +5959,7 @@
       <w:spacing w:after="0" w:line="240" w:lineRule="auto"/>
     </w:pPr>
     <w:rPr>
-      <w:color w:val="000000" w:themeColor="text1"/>
+      <w:color w:val="000000"/>
     </w:rPr>
     <w:tblPr>
       <w:tblStyleRowBandSize w:val="1"/>
@@ -5870,7 +5992,7 @@
       <w:rPr>
         <w:b/>
         <w:bCs/>
-        <w:color w:val="1F497D" w:themeColor="text2"/>
+        <w:color w:val="000000"/>
       </w:rPr>
       <w:tblPr/>
       <w:tcPr>
@@ -5921,7 +6043,7 @@
       <w:spacing w:after="0" w:line="240" w:lineRule="auto"/>
     </w:pPr>
     <w:rPr>
-      <w:color w:val="000000" w:themeColor="text1"/>
+      <w:color w:val="000000"/>
     </w:rPr>
     <w:tblPr>
       <w:tblStyleRowBandSize w:val="1"/>
@@ -5954,7 +6076,7 @@
       <w:rPr>
         <w:b/>
         <w:bCs/>
-        <w:color w:val="1F497D" w:themeColor="text2"/>
+        <w:color w:val="000000"/>
       </w:rPr>
       <w:tblPr/>
       <w:tcPr>
@@ -6005,7 +6127,7 @@
       <w:spacing w:after="0" w:line="240" w:lineRule="auto"/>
     </w:pPr>
     <w:rPr>
-      <w:color w:val="000000" w:themeColor="text1"/>
+      <w:color w:val="000000"/>
     </w:rPr>
     <w:tblPr>
       <w:tblStyleRowBandSize w:val="1"/>
@@ -6038,7 +6160,7 @@
       <w:rPr>
         <w:b/>
         <w:bCs/>
-        <w:color w:val="1F497D" w:themeColor="text2"/>
+        <w:color w:val="000000"/>
       </w:rPr>
       <w:tblPr/>
       <w:tcPr>
@@ -6090,7 +6212,7 @@
     </w:pPr>
     <w:rPr>
       <w:rFonts w:asciiTheme="majorHAnsi" w:eastAsiaTheme="majorEastAsia" w:hAnsiTheme="majorHAnsi" w:cstheme="majorBidi"/>
-      <w:color w:val="000000" w:themeColor="text1"/>
+      <w:color w:val="000000"/>
     </w:rPr>
     <w:tblPr>
       <w:tblStyleRowBandSize w:val="1"/>
@@ -6218,7 +6340,7 @@
     </w:pPr>
     <w:rPr>
       <w:rFonts w:asciiTheme="majorHAnsi" w:eastAsiaTheme="majorEastAsia" w:hAnsiTheme="majorHAnsi" w:cstheme="majorBidi"/>
-      <w:color w:val="000000" w:themeColor="text1"/>
+      <w:color w:val="000000"/>
     </w:rPr>
     <w:tblPr>
       <w:tblStyleRowBandSize w:val="1"/>
@@ -6346,7 +6468,7 @@
     </w:pPr>
     <w:rPr>
       <w:rFonts w:asciiTheme="majorHAnsi" w:eastAsiaTheme="majorEastAsia" w:hAnsiTheme="majorHAnsi" w:cstheme="majorBidi"/>
-      <w:color w:val="000000" w:themeColor="text1"/>
+      <w:color w:val="000000"/>
     </w:rPr>
     <w:tblPr>
       <w:tblStyleRowBandSize w:val="1"/>
@@ -6474,7 +6596,7 @@
     </w:pPr>
     <w:rPr>
       <w:rFonts w:asciiTheme="majorHAnsi" w:eastAsiaTheme="majorEastAsia" w:hAnsiTheme="majorHAnsi" w:cstheme="majorBidi"/>
-      <w:color w:val="000000" w:themeColor="text1"/>
+      <w:color w:val="000000"/>
     </w:rPr>
     <w:tblPr>
       <w:tblStyleRowBandSize w:val="1"/>
@@ -6602,7 +6724,7 @@
     </w:pPr>
     <w:rPr>
       <w:rFonts w:asciiTheme="majorHAnsi" w:eastAsiaTheme="majorEastAsia" w:hAnsiTheme="majorHAnsi" w:cstheme="majorBidi"/>
-      <w:color w:val="000000" w:themeColor="text1"/>
+      <w:color w:val="000000"/>
     </w:rPr>
     <w:tblPr>
       <w:tblStyleRowBandSize w:val="1"/>
@@ -6730,7 +6852,7 @@
     </w:pPr>
     <w:rPr>
       <w:rFonts w:asciiTheme="majorHAnsi" w:eastAsiaTheme="majorEastAsia" w:hAnsiTheme="majorHAnsi" w:cstheme="majorBidi"/>
-      <w:color w:val="000000" w:themeColor="text1"/>
+      <w:color w:val="000000"/>
     </w:rPr>
     <w:tblPr>
       <w:tblStyleRowBandSize w:val="1"/>
@@ -6858,7 +6980,7 @@
     </w:pPr>
     <w:rPr>
       <w:rFonts w:asciiTheme="majorHAnsi" w:eastAsiaTheme="majorEastAsia" w:hAnsiTheme="majorHAnsi" w:cstheme="majorBidi"/>
-      <w:color w:val="000000" w:themeColor="text1"/>
+      <w:color w:val="000000"/>
     </w:rPr>
     <w:tblPr>
       <w:tblStyleRowBandSize w:val="1"/>
@@ -7497,7 +7619,7 @@
     </w:pPr>
     <w:rPr>
       <w:rFonts w:asciiTheme="majorHAnsi" w:eastAsiaTheme="majorEastAsia" w:hAnsiTheme="majorHAnsi" w:cstheme="majorBidi"/>
-      <w:color w:val="000000" w:themeColor="text1"/>
+      <w:color w:val="000000"/>
     </w:rPr>
     <w:tblPr>
       <w:tblStyleRowBandSize w:val="1"/>
@@ -7525,7 +7647,7 @@
       <w:rPr>
         <w:b/>
         <w:bCs/>
-        <w:color w:val="000000" w:themeColor="text1"/>
+        <w:color w:val="000000"/>
       </w:rPr>
       <w:tblPr/>
       <w:tcPr>
@@ -7536,7 +7658,7 @@
       <w:rPr>
         <w:b/>
         <w:bCs/>
-        <w:color w:val="000000" w:themeColor="text1"/>
+        <w:color w:val="000000"/>
       </w:rPr>
       <w:tblPr/>
       <w:tcPr>
@@ -7555,7 +7677,7 @@
       <w:rPr>
         <w:b/>
         <w:bCs/>
-        <w:color w:val="000000" w:themeColor="text1"/>
+        <w:color w:val="000000"/>
       </w:rPr>
       <w:tblPr/>
       <w:tcPr>
@@ -7574,7 +7696,7 @@
       <w:rPr>
         <w:b w:val="0"/>
         <w:bCs w:val="0"/>
-        <w:color w:val="000000" w:themeColor="text1"/>
+        <w:color w:val="000000"/>
       </w:rPr>
       <w:tblPr/>
       <w:tcPr>
@@ -7622,7 +7744,7 @@
     </w:pPr>
     <w:rPr>
       <w:rFonts w:asciiTheme="majorHAnsi" w:eastAsiaTheme="majorEastAsia" w:hAnsiTheme="majorHAnsi" w:cstheme="majorBidi"/>
-      <w:color w:val="000000" w:themeColor="text1"/>
+      <w:color w:val="000000"/>
     </w:rPr>
     <w:tblPr>
       <w:tblStyleRowBandSize w:val="1"/>
@@ -7650,7 +7772,7 @@
       <w:rPr>
         <w:b/>
         <w:bCs/>
-        <w:color w:val="000000" w:themeColor="text1"/>
+        <w:color w:val="000000"/>
       </w:rPr>
       <w:tblPr/>
       <w:tcPr>
@@ -7661,7 +7783,7 @@
       <w:rPr>
         <w:b/>
         <w:bCs/>
-        <w:color w:val="000000" w:themeColor="text1"/>
+        <w:color w:val="000000"/>
       </w:rPr>
       <w:tblPr/>
       <w:tcPr>
@@ -7680,7 +7802,7 @@
       <w:rPr>
         <w:b/>
         <w:bCs/>
-        <w:color w:val="000000" w:themeColor="text1"/>
+        <w:color w:val="000000"/>
       </w:rPr>
       <w:tblPr/>
       <w:tcPr>
@@ -7699,7 +7821,7 @@
       <w:rPr>
         <w:b w:val="0"/>
         <w:bCs w:val="0"/>
-        <w:color w:val="000000" w:themeColor="text1"/>
+        <w:color w:val="000000"/>
       </w:rPr>
       <w:tblPr/>
       <w:tcPr>
@@ -7747,7 +7869,7 @@
     </w:pPr>
     <w:rPr>
       <w:rFonts w:asciiTheme="majorHAnsi" w:eastAsiaTheme="majorEastAsia" w:hAnsiTheme="majorHAnsi" w:cstheme="majorBidi"/>
-      <w:color w:val="000000" w:themeColor="text1"/>
+      <w:color w:val="000000"/>
     </w:rPr>
     <w:tblPr>
       <w:tblStyleRowBandSize w:val="1"/>
@@ -7775,7 +7897,7 @@
       <w:rPr>
         <w:b/>
         <w:bCs/>
-        <w:color w:val="000000" w:themeColor="text1"/>
+        <w:color w:val="000000"/>
       </w:rPr>
       <w:tblPr/>
       <w:tcPr>
@@ -7786,7 +7908,7 @@
       <w:rPr>
         <w:b/>
         <w:bCs/>
-        <w:color w:val="000000" w:themeColor="text1"/>
+        <w:color w:val="000000"/>
       </w:rPr>
       <w:tblPr/>
       <w:tcPr>
@@ -7805,7 +7927,7 @@
       <w:rPr>
         <w:b/>
         <w:bCs/>
-        <w:color w:val="000000" w:themeColor="text1"/>
+        <w:color w:val="000000"/>
       </w:rPr>
       <w:tblPr/>
       <w:tcPr>
@@ -7824,7 +7946,7 @@
       <w:rPr>
         <w:b w:val="0"/>
         <w:bCs w:val="0"/>
-        <w:color w:val="000000" w:themeColor="text1"/>
+        <w:color w:val="000000"/>
       </w:rPr>
       <w:tblPr/>
       <w:tcPr>
@@ -7872,7 +7994,7 @@
     </w:pPr>
     <w:rPr>
       <w:rFonts w:asciiTheme="majorHAnsi" w:eastAsiaTheme="majorEastAsia" w:hAnsiTheme="majorHAnsi" w:cstheme="majorBidi"/>
-      <w:color w:val="000000" w:themeColor="text1"/>
+      <w:color w:val="000000"/>
     </w:rPr>
     <w:tblPr>
       <w:tblStyleRowBandSize w:val="1"/>
@@ -7900,7 +8022,7 @@
       <w:rPr>
         <w:b/>
         <w:bCs/>
-        <w:color w:val="000000" w:themeColor="text1"/>
+        <w:color w:val="000000"/>
       </w:rPr>
       <w:tblPr/>
       <w:tcPr>
@@ -7911,7 +8033,7 @@
       <w:rPr>
         <w:b/>
         <w:bCs/>
-        <w:color w:val="000000" w:themeColor="text1"/>
+        <w:color w:val="000000"/>
       </w:rPr>
       <w:tblPr/>
       <w:tcPr>
@@ -7930,7 +8052,7 @@
       <w:rPr>
         <w:b/>
         <w:bCs/>
-        <w:color w:val="000000" w:themeColor="text1"/>
+        <w:color w:val="000000"/>
       </w:rPr>
       <w:tblPr/>
       <w:tcPr>
@@ -7949,7 +8071,7 @@
       <w:rPr>
         <w:b w:val="0"/>
         <w:bCs w:val="0"/>
-        <w:color w:val="000000" w:themeColor="text1"/>
+        <w:color w:val="000000"/>
       </w:rPr>
       <w:tblPr/>
       <w:tcPr>
@@ -7997,7 +8119,7 @@
     </w:pPr>
     <w:rPr>
       <w:rFonts w:asciiTheme="majorHAnsi" w:eastAsiaTheme="majorEastAsia" w:hAnsiTheme="majorHAnsi" w:cstheme="majorBidi"/>
-      <w:color w:val="000000" w:themeColor="text1"/>
+      <w:color w:val="000000"/>
     </w:rPr>
     <w:tblPr>
       <w:tblStyleRowBandSize w:val="1"/>
@@ -8025,7 +8147,7 @@
       <w:rPr>
         <w:b/>
         <w:bCs/>
-        <w:color w:val="000000" w:themeColor="text1"/>
+        <w:color w:val="000000"/>
       </w:rPr>
       <w:tblPr/>
       <w:tcPr>
@@ -8036,7 +8158,7 @@
       <w:rPr>
         <w:b/>
         <w:bCs/>
-        <w:color w:val="000000" w:themeColor="text1"/>
+        <w:color w:val="000000"/>
       </w:rPr>
       <w:tblPr/>
       <w:tcPr>
@@ -8055,7 +8177,7 @@
       <w:rPr>
         <w:b/>
         <w:bCs/>
-        <w:color w:val="000000" w:themeColor="text1"/>
+        <w:color w:val="000000"/>
       </w:rPr>
       <w:tblPr/>
       <w:tcPr>
@@ -8074,7 +8196,7 @@
       <w:rPr>
         <w:b w:val="0"/>
         <w:bCs w:val="0"/>
-        <w:color w:val="000000" w:themeColor="text1"/>
+        <w:color w:val="000000"/>
       </w:rPr>
       <w:tblPr/>
       <w:tcPr>
@@ -8122,7 +8244,7 @@
     </w:pPr>
     <w:rPr>
       <w:rFonts w:asciiTheme="majorHAnsi" w:eastAsiaTheme="majorEastAsia" w:hAnsiTheme="majorHAnsi" w:cstheme="majorBidi"/>
-      <w:color w:val="000000" w:themeColor="text1"/>
+      <w:color w:val="000000"/>
     </w:rPr>
     <w:tblPr>
       <w:tblStyleRowBandSize w:val="1"/>
@@ -8150,7 +8272,7 @@
       <w:rPr>
         <w:b/>
         <w:bCs/>
-        <w:color w:val="000000" w:themeColor="text1"/>
+        <w:color w:val="000000"/>
       </w:rPr>
       <w:tblPr/>
       <w:tcPr>
@@ -8161,7 +8283,7 @@
       <w:rPr>
         <w:b/>
         <w:bCs/>
-        <w:color w:val="000000" w:themeColor="text1"/>
+        <w:color w:val="000000"/>
       </w:rPr>
       <w:tblPr/>
       <w:tcPr>
@@ -8180,7 +8302,7 @@
       <w:rPr>
         <w:b/>
         <w:bCs/>
-        <w:color w:val="000000" w:themeColor="text1"/>
+        <w:color w:val="000000"/>
       </w:rPr>
       <w:tblPr/>
       <w:tcPr>
@@ -8199,7 +8321,7 @@
       <w:rPr>
         <w:b w:val="0"/>
         <w:bCs w:val="0"/>
-        <w:color w:val="000000" w:themeColor="text1"/>
+        <w:color w:val="000000"/>
       </w:rPr>
       <w:tblPr/>
       <w:tcPr>
@@ -8247,7 +8369,7 @@
     </w:pPr>
     <w:rPr>
       <w:rFonts w:asciiTheme="majorHAnsi" w:eastAsiaTheme="majorEastAsia" w:hAnsiTheme="majorHAnsi" w:cstheme="majorBidi"/>
-      <w:color w:val="000000" w:themeColor="text1"/>
+      <w:color w:val="000000"/>
     </w:rPr>
     <w:tblPr>
       <w:tblStyleRowBandSize w:val="1"/>
@@ -8275,7 +8397,7 @@
       <w:rPr>
         <w:b/>
         <w:bCs/>
-        <w:color w:val="000000" w:themeColor="text1"/>
+        <w:color w:val="000000"/>
       </w:rPr>
       <w:tblPr/>
       <w:tcPr>
@@ -8286,7 +8408,7 @@
       <w:rPr>
         <w:b/>
         <w:bCs/>
-        <w:color w:val="000000" w:themeColor="text1"/>
+        <w:color w:val="000000"/>
       </w:rPr>
       <w:tblPr/>
       <w:tcPr>
@@ -8305,7 +8427,7 @@
       <w:rPr>
         <w:b/>
         <w:bCs/>
-        <w:color w:val="000000" w:themeColor="text1"/>
+        <w:color w:val="000000"/>
       </w:rPr>
       <w:tblPr/>
       <w:tcPr>
@@ -8324,7 +8446,7 @@
       <w:rPr>
         <w:b w:val="0"/>
         <w:bCs w:val="0"/>
-        <w:color w:val="000000" w:themeColor="text1"/>
+        <w:color w:val="000000"/>
       </w:rPr>
       <w:tblPr/>
       <w:tcPr>
@@ -8398,7 +8520,7 @@
         <w:bCs/>
         <w:i w:val="0"/>
         <w:iCs w:val="0"/>
-        <w:color w:val="FFFFFF" w:themeColor="background1"/>
+        <w:color w:val="000000"/>
       </w:rPr>
       <w:tblPr/>
       <w:tcPr>
@@ -8419,7 +8541,7 @@
         <w:bCs/>
         <w:i w:val="0"/>
         <w:iCs w:val="0"/>
-        <w:color w:val="FFFFFF" w:themeColor="background1"/>
+        <w:color w:val="000000"/>
       </w:rPr>
       <w:tblPr/>
       <w:tcPr>
@@ -8440,7 +8562,7 @@
         <w:bCs/>
         <w:i w:val="0"/>
         <w:iCs w:val="0"/>
-        <w:color w:val="FFFFFF" w:themeColor="background1"/>
+        <w:color w:val="000000"/>
       </w:rPr>
       <w:tblPr/>
       <w:tcPr>
@@ -8459,7 +8581,7 @@
         <w:bCs/>
         <w:i w:val="0"/>
         <w:iCs w:val="0"/>
-        <w:color w:val="FFFFFF" w:themeColor="background1"/>
+        <w:color w:val="000000"/>
       </w:rPr>
       <w:tblPr/>
       <w:tcPr>
@@ -8539,7 +8661,7 @@
         <w:bCs/>
         <w:i w:val="0"/>
         <w:iCs w:val="0"/>
-        <w:color w:val="FFFFFF" w:themeColor="background1"/>
+        <w:color w:val="000000"/>
       </w:rPr>
       <w:tblPr/>
       <w:tcPr>
@@ -8560,7 +8682,7 @@
         <w:bCs/>
         <w:i w:val="0"/>
         <w:iCs w:val="0"/>
-        <w:color w:val="FFFFFF" w:themeColor="background1"/>
+        <w:color w:val="000000"/>
       </w:rPr>
       <w:tblPr/>
       <w:tcPr>
@@ -8581,7 +8703,7 @@
         <w:bCs/>
         <w:i w:val="0"/>
         <w:iCs w:val="0"/>
-        <w:color w:val="FFFFFF" w:themeColor="background1"/>
+        <w:color w:val="000000"/>
       </w:rPr>
       <w:tblPr/>
       <w:tcPr>
@@ -8600,7 +8722,7 @@
         <w:bCs/>
         <w:i w:val="0"/>
         <w:iCs w:val="0"/>
-        <w:color w:val="FFFFFF" w:themeColor="background1"/>
+        <w:color w:val="000000"/>
       </w:rPr>
       <w:tblPr/>
       <w:tcPr>
@@ -8680,7 +8802,7 @@
         <w:bCs/>
         <w:i w:val="0"/>
         <w:iCs w:val="0"/>
-        <w:color w:val="FFFFFF" w:themeColor="background1"/>
+        <w:color w:val="000000"/>
       </w:rPr>
       <w:tblPr/>
       <w:tcPr>
@@ -8701,7 +8823,7 @@
         <w:bCs/>
         <w:i w:val="0"/>
         <w:iCs w:val="0"/>
-        <w:color w:val="FFFFFF" w:themeColor="background1"/>
+        <w:color w:val="000000"/>
       </w:rPr>
       <w:tblPr/>
       <w:tcPr>
@@ -8722,7 +8844,7 @@
         <w:bCs/>
         <w:i w:val="0"/>
         <w:iCs w:val="0"/>
-        <w:color w:val="FFFFFF" w:themeColor="background1"/>
+        <w:color w:val="000000"/>
       </w:rPr>
       <w:tblPr/>
       <w:tcPr>
@@ -8741,7 +8863,7 @@
         <w:bCs/>
         <w:i w:val="0"/>
         <w:iCs w:val="0"/>
-        <w:color w:val="FFFFFF" w:themeColor="background1"/>
+        <w:color w:val="000000"/>
       </w:rPr>
       <w:tblPr/>
       <w:tcPr>
@@ -8821,7 +8943,7 @@
         <w:bCs/>
         <w:i w:val="0"/>
         <w:iCs w:val="0"/>
-        <w:color w:val="FFFFFF" w:themeColor="background1"/>
+        <w:color w:val="000000"/>
       </w:rPr>
       <w:tblPr/>
       <w:tcPr>
@@ -8842,7 +8964,7 @@
         <w:bCs/>
         <w:i w:val="0"/>
         <w:iCs w:val="0"/>
-        <w:color w:val="FFFFFF" w:themeColor="background1"/>
+        <w:color w:val="000000"/>
       </w:rPr>
       <w:tblPr/>
       <w:tcPr>
@@ -8863,7 +8985,7 @@
         <w:bCs/>
         <w:i w:val="0"/>
         <w:iCs w:val="0"/>
-        <w:color w:val="FFFFFF" w:themeColor="background1"/>
+        <w:color w:val="000000"/>
       </w:rPr>
       <w:tblPr/>
       <w:tcPr>
@@ -8882,7 +9004,7 @@
         <w:bCs/>
         <w:i w:val="0"/>
         <w:iCs w:val="0"/>
-        <w:color w:val="FFFFFF" w:themeColor="background1"/>
+        <w:color w:val="000000"/>
       </w:rPr>
       <w:tblPr/>
       <w:tcPr>
@@ -8962,7 +9084,7 @@
         <w:bCs/>
         <w:i w:val="0"/>
         <w:iCs w:val="0"/>
-        <w:color w:val="FFFFFF" w:themeColor="background1"/>
+        <w:color w:val="000000"/>
       </w:rPr>
       <w:tblPr/>
       <w:tcPr>
@@ -8983,7 +9105,7 @@
         <w:bCs/>
         <w:i w:val="0"/>
         <w:iCs w:val="0"/>
-        <w:color w:val="FFFFFF" w:themeColor="background1"/>
+        <w:color w:val="000000"/>
       </w:rPr>
       <w:tblPr/>
       <w:tcPr>
@@ -9004,7 +9126,7 @@
         <w:bCs/>
         <w:i w:val="0"/>
         <w:iCs w:val="0"/>
-        <w:color w:val="FFFFFF" w:themeColor="background1"/>
+        <w:color w:val="000000"/>
       </w:rPr>
       <w:tblPr/>
       <w:tcPr>
@@ -9023,7 +9145,7 @@
         <w:bCs/>
         <w:i w:val="0"/>
         <w:iCs w:val="0"/>
-        <w:color w:val="FFFFFF" w:themeColor="background1"/>
+        <w:color w:val="000000"/>
       </w:rPr>
       <w:tblPr/>
       <w:tcPr>
@@ -9103,7 +9225,7 @@
         <w:bCs/>
         <w:i w:val="0"/>
         <w:iCs w:val="0"/>
-        <w:color w:val="FFFFFF" w:themeColor="background1"/>
+        <w:color w:val="000000"/>
       </w:rPr>
       <w:tblPr/>
       <w:tcPr>
@@ -9124,7 +9246,7 @@
         <w:bCs/>
         <w:i w:val="0"/>
         <w:iCs w:val="0"/>
-        <w:color w:val="FFFFFF" w:themeColor="background1"/>
+        <w:color w:val="000000"/>
       </w:rPr>
       <w:tblPr/>
       <w:tcPr>
@@ -9145,7 +9267,7 @@
         <w:bCs/>
         <w:i w:val="0"/>
         <w:iCs w:val="0"/>
-        <w:color w:val="FFFFFF" w:themeColor="background1"/>
+        <w:color w:val="000000"/>
       </w:rPr>
       <w:tblPr/>
       <w:tcPr>
@@ -9164,7 +9286,7 @@
         <w:bCs/>
         <w:i w:val="0"/>
         <w:iCs w:val="0"/>
-        <w:color w:val="FFFFFF" w:themeColor="background1"/>
+        <w:color w:val="000000"/>
       </w:rPr>
       <w:tblPr/>
       <w:tcPr>
@@ -9244,7 +9366,7 @@
         <w:bCs/>
         <w:i w:val="0"/>
         <w:iCs w:val="0"/>
-        <w:color w:val="FFFFFF" w:themeColor="background1"/>
+        <w:color w:val="000000"/>
       </w:rPr>
       <w:tblPr/>
       <w:tcPr>
@@ -9265,7 +9387,7 @@
         <w:bCs/>
         <w:i w:val="0"/>
         <w:iCs w:val="0"/>
-        <w:color w:val="FFFFFF" w:themeColor="background1"/>
+        <w:color w:val="000000"/>
       </w:rPr>
       <w:tblPr/>
       <w:tcPr>
@@ -9286,7 +9408,7 @@
         <w:bCs/>
         <w:i w:val="0"/>
         <w:iCs w:val="0"/>
-        <w:color w:val="FFFFFF" w:themeColor="background1"/>
+        <w:color w:val="000000"/>
       </w:rPr>
       <w:tblPr/>
       <w:tcPr>
@@ -9305,7 +9427,7 @@
         <w:bCs/>
         <w:i w:val="0"/>
         <w:iCs w:val="0"/>
-        <w:color w:val="FFFFFF" w:themeColor="background1"/>
+        <w:color w:val="000000"/>
       </w:rPr>
       <w:tblPr/>
       <w:tcPr>
@@ -9358,7 +9480,7 @@
       <w:spacing w:after="0" w:line="240" w:lineRule="auto"/>
     </w:pPr>
     <w:rPr>
-      <w:color w:val="FFFFFF" w:themeColor="background1"/>
+      <w:color w:val="000000"/>
     </w:rPr>
     <w:tblPr>
       <w:tblStyleRowBandSize w:val="1"/>
@@ -9472,7 +9594,7 @@
       <w:spacing w:after="0" w:line="240" w:lineRule="auto"/>
     </w:pPr>
     <w:rPr>
-      <w:color w:val="FFFFFF" w:themeColor="background1"/>
+      <w:color w:val="000000"/>
     </w:rPr>
     <w:tblPr>
       <w:tblStyleRowBandSize w:val="1"/>
@@ -9586,7 +9708,7 @@
       <w:spacing w:after="0" w:line="240" w:lineRule="auto"/>
     </w:pPr>
     <w:rPr>
-      <w:color w:val="FFFFFF" w:themeColor="background1"/>
+      <w:color w:val="000000"/>
     </w:rPr>
     <w:tblPr>
       <w:tblStyleRowBandSize w:val="1"/>
@@ -9700,7 +9822,7 @@
       <w:spacing w:after="0" w:line="240" w:lineRule="auto"/>
     </w:pPr>
     <w:rPr>
-      <w:color w:val="FFFFFF" w:themeColor="background1"/>
+      <w:color w:val="000000"/>
     </w:rPr>
     <w:tblPr>
       <w:tblStyleRowBandSize w:val="1"/>
@@ -9814,7 +9936,7 @@
       <w:spacing w:after="0" w:line="240" w:lineRule="auto"/>
     </w:pPr>
     <w:rPr>
-      <w:color w:val="FFFFFF" w:themeColor="background1"/>
+      <w:color w:val="000000"/>
     </w:rPr>
     <w:tblPr>
       <w:tblStyleRowBandSize w:val="1"/>
@@ -9928,7 +10050,7 @@
       <w:spacing w:after="0" w:line="240" w:lineRule="auto"/>
     </w:pPr>
     <w:rPr>
-      <w:color w:val="FFFFFF" w:themeColor="background1"/>
+      <w:color w:val="000000"/>
     </w:rPr>
     <w:tblPr>
       <w:tblStyleRowBandSize w:val="1"/>
@@ -10042,7 +10164,7 @@
       <w:spacing w:after="0" w:line="240" w:lineRule="auto"/>
     </w:pPr>
     <w:rPr>
-      <w:color w:val="FFFFFF" w:themeColor="background1"/>
+      <w:color w:val="000000"/>
     </w:rPr>
     <w:tblPr>
       <w:tblStyleRowBandSize w:val="1"/>
@@ -10156,7 +10278,7 @@
       <w:spacing w:after="0" w:line="240" w:lineRule="auto"/>
     </w:pPr>
     <w:rPr>
-      <w:color w:val="000000" w:themeColor="text1"/>
+      <w:color w:val="000000"/>
     </w:rPr>
     <w:tblPr>
       <w:tblStyleRowBandSize w:val="1"/>
@@ -10202,7 +10324,7 @@
       <w:rPr>
         <w:b/>
         <w:bCs/>
-        <w:color w:val="FFFFFF" w:themeColor="background1"/>
+        <w:color w:val="000000"/>
       </w:rPr>
       <w:tblPr/>
       <w:tcPr>
@@ -10214,7 +10336,7 @@
     </w:tblStylePr>
     <w:tblStylePr w:type="firstCol">
       <w:rPr>
-        <w:color w:val="FFFFFF" w:themeColor="background1"/>
+        <w:color w:val="000000"/>
       </w:rPr>
       <w:tblPr/>
       <w:tcPr>
@@ -10231,7 +10353,7 @@
     </w:tblStylePr>
     <w:tblStylePr w:type="lastCol">
       <w:rPr>
-        <w:color w:val="FFFFFF" w:themeColor="background1"/>
+        <w:color w:val="000000"/>
       </w:rPr>
       <w:tblPr/>
       <w:tcPr>
@@ -10260,12 +10382,12 @@
     </w:tblStylePr>
     <w:tblStylePr w:type="neCell">
       <w:rPr>
-        <w:color w:val="000000" w:themeColor="text1"/>
+        <w:color w:val="000000"/>
       </w:rPr>
     </w:tblStylePr>
     <w:tblStylePr w:type="nwCell">
       <w:rPr>
-        <w:color w:val="000000" w:themeColor="text1"/>
+        <w:color w:val="000000"/>
       </w:rPr>
     </w:tblStylePr>
   </w:style>
@@ -10278,7 +10400,7 @@
       <w:spacing w:after="0" w:line="240" w:lineRule="auto"/>
     </w:pPr>
     <w:rPr>
-      <w:color w:val="000000" w:themeColor="text1"/>
+      <w:color w:val="000000"/>
     </w:rPr>
     <w:tblPr>
       <w:tblStyleRowBandSize w:val="1"/>
@@ -10324,7 +10446,7 @@
       <w:rPr>
         <w:b/>
         <w:bCs/>
-        <w:color w:val="FFFFFF" w:themeColor="background1"/>
+        <w:color w:val="000000"/>
       </w:rPr>
       <w:tblPr/>
       <w:tcPr>
@@ -10336,7 +10458,7 @@
     </w:tblStylePr>
     <w:tblStylePr w:type="firstCol">
       <w:rPr>
-        <w:color w:val="FFFFFF" w:themeColor="background1"/>
+        <w:color w:val="000000"/>
       </w:rPr>
       <w:tblPr/>
       <w:tcPr>
@@ -10353,7 +10475,7 @@
     </w:tblStylePr>
     <w:tblStylePr w:type="lastCol">
       <w:rPr>
-        <w:color w:val="FFFFFF" w:themeColor="background1"/>
+        <w:color w:val="000000"/>
       </w:rPr>
       <w:tblPr/>
       <w:tcPr>
@@ -10382,12 +10504,12 @@
     </w:tblStylePr>
     <w:tblStylePr w:type="neCell">
       <w:rPr>
-        <w:color w:val="000000" w:themeColor="text1"/>
+        <w:color w:val="000000"/>
       </w:rPr>
     </w:tblStylePr>
     <w:tblStylePr w:type="nwCell">
       <w:rPr>
-        <w:color w:val="000000" w:themeColor="text1"/>
+        <w:color w:val="000000"/>
       </w:rPr>
     </w:tblStylePr>
   </w:style>
@@ -10400,7 +10522,7 @@
       <w:spacing w:after="0" w:line="240" w:lineRule="auto"/>
     </w:pPr>
     <w:rPr>
-      <w:color w:val="000000" w:themeColor="text1"/>
+      <w:color w:val="000000"/>
     </w:rPr>
     <w:tblPr>
       <w:tblStyleRowBandSize w:val="1"/>
@@ -10446,7 +10568,7 @@
       <w:rPr>
         <w:b/>
         <w:bCs/>
-        <w:color w:val="FFFFFF" w:themeColor="background1"/>
+        <w:color w:val="000000"/>
       </w:rPr>
       <w:tblPr/>
       <w:tcPr>
@@ -10458,7 +10580,7 @@
     </w:tblStylePr>
     <w:tblStylePr w:type="firstCol">
       <w:rPr>
-        <w:color w:val="FFFFFF" w:themeColor="background1"/>
+        <w:color w:val="000000"/>
       </w:rPr>
       <w:tblPr/>
       <w:tcPr>
@@ -10475,7 +10597,7 @@
     </w:tblStylePr>
     <w:tblStylePr w:type="lastCol">
       <w:rPr>
-        <w:color w:val="FFFFFF" w:themeColor="background1"/>
+        <w:color w:val="000000"/>
       </w:rPr>
       <w:tblPr/>
       <w:tcPr>
@@ -10504,12 +10626,12 @@
     </w:tblStylePr>
     <w:tblStylePr w:type="neCell">
       <w:rPr>
-        <w:color w:val="000000" w:themeColor="text1"/>
+        <w:color w:val="000000"/>
       </w:rPr>
     </w:tblStylePr>
     <w:tblStylePr w:type="nwCell">
       <w:rPr>
-        <w:color w:val="000000" w:themeColor="text1"/>
+        <w:color w:val="000000"/>
       </w:rPr>
     </w:tblStylePr>
   </w:style>
@@ -10522,7 +10644,7 @@
       <w:spacing w:after="0" w:line="240" w:lineRule="auto"/>
     </w:pPr>
     <w:rPr>
-      <w:color w:val="000000" w:themeColor="text1"/>
+      <w:color w:val="000000"/>
     </w:rPr>
     <w:tblPr>
       <w:tblStyleRowBandSize w:val="1"/>
@@ -10568,7 +10690,7 @@
       <w:rPr>
         <w:b/>
         <w:bCs/>
-        <w:color w:val="FFFFFF" w:themeColor="background1"/>
+        <w:color w:val="000000"/>
       </w:rPr>
       <w:tblPr/>
       <w:tcPr>
@@ -10580,7 +10702,7 @@
     </w:tblStylePr>
     <w:tblStylePr w:type="firstCol">
       <w:rPr>
-        <w:color w:val="FFFFFF" w:themeColor="background1"/>
+        <w:color w:val="000000"/>
       </w:rPr>
       <w:tblPr/>
       <w:tcPr>
@@ -10597,7 +10719,7 @@
     </w:tblStylePr>
     <w:tblStylePr w:type="lastCol">
       <w:rPr>
-        <w:color w:val="FFFFFF" w:themeColor="background1"/>
+        <w:color w:val="000000"/>
       </w:rPr>
       <w:tblPr/>
       <w:tcPr>
@@ -10634,7 +10756,7 @@
       <w:spacing w:after="0" w:line="240" w:lineRule="auto"/>
     </w:pPr>
     <w:rPr>
-      <w:color w:val="000000" w:themeColor="text1"/>
+      <w:color w:val="000000"/>
     </w:rPr>
     <w:tblPr>
       <w:tblStyleRowBandSize w:val="1"/>
@@ -10680,7 +10802,7 @@
       <w:rPr>
         <w:b/>
         <w:bCs/>
-        <w:color w:val="FFFFFF" w:themeColor="background1"/>
+        <w:color w:val="000000"/>
       </w:rPr>
       <w:tblPr/>
       <w:tcPr>
@@ -10692,7 +10814,7 @@
     </w:tblStylePr>
     <w:tblStylePr w:type="firstCol">
       <w:rPr>
-        <w:color w:val="FFFFFF" w:themeColor="background1"/>
+        <w:color w:val="000000"/>
       </w:rPr>
       <w:tblPr/>
       <w:tcPr>
@@ -10709,7 +10831,7 @@
     </w:tblStylePr>
     <w:tblStylePr w:type="lastCol">
       <w:rPr>
-        <w:color w:val="FFFFFF" w:themeColor="background1"/>
+        <w:color w:val="000000"/>
       </w:rPr>
       <w:tblPr/>
       <w:tcPr>
@@ -10738,12 +10860,12 @@
     </w:tblStylePr>
     <w:tblStylePr w:type="neCell">
       <w:rPr>
-        <w:color w:val="000000" w:themeColor="text1"/>
+        <w:color w:val="000000"/>
       </w:rPr>
     </w:tblStylePr>
     <w:tblStylePr w:type="nwCell">
       <w:rPr>
-        <w:color w:val="000000" w:themeColor="text1"/>
+        <w:color w:val="000000"/>
       </w:rPr>
     </w:tblStylePr>
   </w:style>
@@ -10756,7 +10878,7 @@
       <w:spacing w:after="0" w:line="240" w:lineRule="auto"/>
     </w:pPr>
     <w:rPr>
-      <w:color w:val="000000" w:themeColor="text1"/>
+      <w:color w:val="000000"/>
     </w:rPr>
     <w:tblPr>
       <w:tblStyleRowBandSize w:val="1"/>
@@ -10802,7 +10924,7 @@
       <w:rPr>
         <w:b/>
         <w:bCs/>
-        <w:color w:val="FFFFFF" w:themeColor="background1"/>
+        <w:color w:val="000000"/>
       </w:rPr>
       <w:tblPr/>
       <w:tcPr>
@@ -10814,7 +10936,7 @@
     </w:tblStylePr>
     <w:tblStylePr w:type="firstCol">
       <w:rPr>
-        <w:color w:val="FFFFFF" w:themeColor="background1"/>
+        <w:color w:val="000000"/>
       </w:rPr>
       <w:tblPr/>
       <w:tcPr>
@@ -10831,7 +10953,7 @@
     </w:tblStylePr>
     <w:tblStylePr w:type="lastCol">
       <w:rPr>
-        <w:color w:val="FFFFFF" w:themeColor="background1"/>
+        <w:color w:val="000000"/>
       </w:rPr>
       <w:tblPr/>
       <w:tcPr>
@@ -10860,12 +10982,12 @@
     </w:tblStylePr>
     <w:tblStylePr w:type="neCell">
       <w:rPr>
-        <w:color w:val="000000" w:themeColor="text1"/>
+        <w:color w:val="000000"/>
       </w:rPr>
     </w:tblStylePr>
     <w:tblStylePr w:type="nwCell">
       <w:rPr>
-        <w:color w:val="000000" w:themeColor="text1"/>
+        <w:color w:val="000000"/>
       </w:rPr>
     </w:tblStylePr>
   </w:style>
@@ -10878,7 +11000,7 @@
       <w:spacing w:after="0" w:line="240" w:lineRule="auto"/>
     </w:pPr>
     <w:rPr>
-      <w:color w:val="000000" w:themeColor="text1"/>
+      <w:color w:val="000000"/>
     </w:rPr>
     <w:tblPr>
       <w:tblStyleRowBandSize w:val="1"/>
@@ -10924,7 +11046,7 @@
       <w:rPr>
         <w:b/>
         <w:bCs/>
-        <w:color w:val="FFFFFF" w:themeColor="background1"/>
+        <w:color w:val="000000"/>
       </w:rPr>
       <w:tblPr/>
       <w:tcPr>
@@ -10936,7 +11058,7 @@
     </w:tblStylePr>
     <w:tblStylePr w:type="firstCol">
       <w:rPr>
-        <w:color w:val="FFFFFF" w:themeColor="background1"/>
+        <w:color w:val="000000"/>
       </w:rPr>
       <w:tblPr/>
       <w:tcPr>
@@ -10953,7 +11075,7 @@
     </w:tblStylePr>
     <w:tblStylePr w:type="lastCol">
       <w:rPr>
-        <w:color w:val="FFFFFF" w:themeColor="background1"/>
+        <w:color w:val="000000"/>
       </w:rPr>
       <w:tblPr/>
       <w:tcPr>
@@ -10982,12 +11104,12 @@
     </w:tblStylePr>
     <w:tblStylePr w:type="neCell">
       <w:rPr>
-        <w:color w:val="000000" w:themeColor="text1"/>
+        <w:color w:val="000000"/>
       </w:rPr>
     </w:tblStylePr>
     <w:tblStylePr w:type="nwCell">
       <w:rPr>
-        <w:color w:val="000000" w:themeColor="text1"/>
+        <w:color w:val="000000"/>
       </w:rPr>
     </w:tblStylePr>
   </w:style>
@@ -11000,7 +11122,7 @@
       <w:spacing w:after="0" w:line="240" w:lineRule="auto"/>
     </w:pPr>
     <w:rPr>
-      <w:color w:val="000000" w:themeColor="text1"/>
+      <w:color w:val="000000"/>
     </w:rPr>
     <w:tblPr>
       <w:tblStyleRowBandSize w:val="1"/>
@@ -11020,7 +11142,7 @@
       <w:rPr>
         <w:b/>
         <w:bCs/>
-        <w:color w:val="FFFFFF" w:themeColor="background1"/>
+        <w:color w:val="000000"/>
       </w:rPr>
       <w:tblPr/>
       <w:tcPr>
@@ -11034,7 +11156,7 @@
       <w:rPr>
         <w:b/>
         <w:bCs/>
-        <w:color w:val="9E3A38" w:themeColor="accent2" w:themeShade="CC"/>
+        <w:color w:val="000000"/>
       </w:rPr>
       <w:tblPr/>
       <w:tcPr>
@@ -11086,7 +11208,7 @@
       <w:spacing w:after="0" w:line="240" w:lineRule="auto"/>
     </w:pPr>
     <w:rPr>
-      <w:color w:val="000000" w:themeColor="text1"/>
+      <w:color w:val="000000"/>
     </w:rPr>
     <w:tblPr>
       <w:tblStyleRowBandSize w:val="1"/>
@@ -11106,7 +11228,7 @@
       <w:rPr>
         <w:b/>
         <w:bCs/>
-        <w:color w:val="FFFFFF" w:themeColor="background1"/>
+        <w:color w:val="000000"/>
       </w:rPr>
       <w:tblPr/>
       <w:tcPr>
@@ -11120,7 +11242,7 @@
       <w:rPr>
         <w:b/>
         <w:bCs/>
-        <w:color w:val="9E3A38" w:themeColor="accent2" w:themeShade="CC"/>
+        <w:color w:val="000000"/>
       </w:rPr>
       <w:tblPr/>
       <w:tcPr>
@@ -11172,7 +11294,7 @@
       <w:spacing w:after="0" w:line="240" w:lineRule="auto"/>
     </w:pPr>
     <w:rPr>
-      <w:color w:val="000000" w:themeColor="text1"/>
+      <w:color w:val="000000"/>
     </w:rPr>
     <w:tblPr>
       <w:tblStyleRowBandSize w:val="1"/>
@@ -11192,7 +11314,7 @@
       <w:rPr>
         <w:b/>
         <w:bCs/>
-        <w:color w:val="FFFFFF" w:themeColor="background1"/>
+        <w:color w:val="000000"/>
       </w:rPr>
       <w:tblPr/>
       <w:tcPr>
@@ -11206,7 +11328,7 @@
       <w:rPr>
         <w:b/>
         <w:bCs/>
-        <w:color w:val="9E3A38" w:themeColor="accent2" w:themeShade="CC"/>
+        <w:color w:val="000000"/>
       </w:rPr>
       <w:tblPr/>
       <w:tcPr>
@@ -11258,7 +11380,7 @@
       <w:spacing w:after="0" w:line="240" w:lineRule="auto"/>
     </w:pPr>
     <w:rPr>
-      <w:color w:val="000000" w:themeColor="text1"/>
+      <w:color w:val="000000"/>
     </w:rPr>
     <w:tblPr>
       <w:tblStyleRowBandSize w:val="1"/>
@@ -11278,7 +11400,7 @@
       <w:rPr>
         <w:b/>
         <w:bCs/>
-        <w:color w:val="FFFFFF" w:themeColor="background1"/>
+        <w:color w:val="000000"/>
       </w:rPr>
       <w:tblPr/>
       <w:tcPr>
@@ -11292,7 +11414,7 @@
       <w:rPr>
         <w:b/>
         <w:bCs/>
-        <w:color w:val="664E82" w:themeColor="accent4" w:themeShade="CC"/>
+        <w:color w:val="000000"/>
       </w:rPr>
       <w:tblPr/>
       <w:tcPr>
@@ -11344,7 +11466,7 @@
       <w:spacing w:after="0" w:line="240" w:lineRule="auto"/>
     </w:pPr>
     <w:rPr>
-      <w:color w:val="000000" w:themeColor="text1"/>
+      <w:color w:val="000000"/>
     </w:rPr>
     <w:tblPr>
       <w:tblStyleRowBandSize w:val="1"/>
@@ -11364,7 +11486,7 @@
       <w:rPr>
         <w:b/>
         <w:bCs/>
-        <w:color w:val="FFFFFF" w:themeColor="background1"/>
+        <w:color w:val="000000"/>
       </w:rPr>
       <w:tblPr/>
       <w:tcPr>
@@ -11378,7 +11500,7 @@
       <w:rPr>
         <w:b/>
         <w:bCs/>
-        <w:color w:val="7E9C40" w:themeColor="accent3" w:themeShade="CC"/>
+        <w:color w:val="000000"/>
       </w:rPr>
       <w:tblPr/>
       <w:tcPr>
@@ -11430,7 +11552,7 @@
       <w:spacing w:after="0" w:line="240" w:lineRule="auto"/>
     </w:pPr>
     <w:rPr>
-      <w:color w:val="000000" w:themeColor="text1"/>
+      <w:color w:val="000000"/>
     </w:rPr>
     <w:tblPr>
       <w:tblStyleRowBandSize w:val="1"/>
@@ -11450,7 +11572,7 @@
       <w:rPr>
         <w:b/>
         <w:bCs/>
-        <w:color w:val="FFFFFF" w:themeColor="background1"/>
+        <w:color w:val="000000"/>
       </w:rPr>
       <w:tblPr/>
       <w:tcPr>
@@ -11464,7 +11586,7 @@
       <w:rPr>
         <w:b/>
         <w:bCs/>
-        <w:color w:val="F2730A" w:themeColor="accent6" w:themeShade="CC"/>
+        <w:color w:val="000000"/>
       </w:rPr>
       <w:tblPr/>
       <w:tcPr>
@@ -11516,7 +11638,7 @@
       <w:spacing w:after="0" w:line="240" w:lineRule="auto"/>
     </w:pPr>
     <w:rPr>
-      <w:color w:val="000000" w:themeColor="text1"/>
+      <w:color w:val="000000"/>
     </w:rPr>
     <w:tblPr>
       <w:tblStyleRowBandSize w:val="1"/>
@@ -11536,7 +11658,7 @@
       <w:rPr>
         <w:b/>
         <w:bCs/>
-        <w:color w:val="FFFFFF" w:themeColor="background1"/>
+        <w:color w:val="000000"/>
       </w:rPr>
       <w:tblPr/>
       <w:tcPr>
@@ -11550,7 +11672,7 @@
       <w:rPr>
         <w:b/>
         <w:bCs/>
-        <w:color w:val="348DA5" w:themeColor="accent5" w:themeShade="CC"/>
+        <w:color w:val="000000"/>
       </w:rPr>
       <w:tblPr/>
       <w:tcPr>
@@ -11602,7 +11724,7 @@
       <w:spacing w:after="0" w:line="240" w:lineRule="auto"/>
     </w:pPr>
     <w:rPr>
-      <w:color w:val="000000" w:themeColor="text1"/>
+      <w:color w:val="000000"/>
     </w:rPr>
     <w:tblPr>
       <w:tblStyleRowBandSize w:val="1"/>
@@ -11635,7 +11757,7 @@
       <w:rPr>
         <w:b/>
         <w:bCs/>
-        <w:color w:val="000000" w:themeColor="text1"/>
+        <w:color w:val="000000"/>
       </w:rPr>
       <w:tblPr/>
       <w:tcPr>
@@ -11644,7 +11766,7 @@
     </w:tblStylePr>
     <w:tblStylePr w:type="firstCol">
       <w:rPr>
-        <w:color w:val="FFFFFF" w:themeColor="background1"/>
+        <w:color w:val="000000"/>
       </w:rPr>
       <w:tblPr/>
       <w:tcPr>
@@ -11653,7 +11775,7 @@
     </w:tblStylePr>
     <w:tblStylePr w:type="lastCol">
       <w:rPr>
-        <w:color w:val="FFFFFF" w:themeColor="background1"/>
+        <w:color w:val="000000"/>
       </w:rPr>
       <w:tblPr/>
       <w:tcPr>
@@ -11682,7 +11804,7 @@
       <w:spacing w:after="0" w:line="240" w:lineRule="auto"/>
     </w:pPr>
     <w:rPr>
-      <w:color w:val="000000" w:themeColor="text1"/>
+      <w:color w:val="000000"/>
     </w:rPr>
     <w:tblPr>
       <w:tblStyleRowBandSize w:val="1"/>
@@ -11715,7 +11837,7 @@
       <w:rPr>
         <w:b/>
         <w:bCs/>
-        <w:color w:val="000000" w:themeColor="text1"/>
+        <w:color w:val="000000"/>
       </w:rPr>
       <w:tblPr/>
       <w:tcPr>
@@ -11724,7 +11846,7 @@
     </w:tblStylePr>
     <w:tblStylePr w:type="firstCol">
       <w:rPr>
-        <w:color w:val="FFFFFF" w:themeColor="background1"/>
+        <w:color w:val="000000"/>
       </w:rPr>
       <w:tblPr/>
       <w:tcPr>
@@ -11733,7 +11855,7 @@
     </w:tblStylePr>
     <w:tblStylePr w:type="lastCol">
       <w:rPr>
-        <w:color w:val="FFFFFF" w:themeColor="background1"/>
+        <w:color w:val="000000"/>
       </w:rPr>
       <w:tblPr/>
       <w:tcPr>
@@ -11762,7 +11884,7 @@
       <w:spacing w:after="0" w:line="240" w:lineRule="auto"/>
     </w:pPr>
     <w:rPr>
-      <w:color w:val="000000" w:themeColor="text1"/>
+      <w:color w:val="000000"/>
     </w:rPr>
     <w:tblPr>
       <w:tblStyleRowBandSize w:val="1"/>
@@ -11795,7 +11917,7 @@
       <w:rPr>
         <w:b/>
         <w:bCs/>
-        <w:color w:val="000000" w:themeColor="text1"/>
+        <w:color w:val="000000"/>
       </w:rPr>
       <w:tblPr/>
       <w:tcPr>
@@ -11804,7 +11926,7 @@
     </w:tblStylePr>
     <w:tblStylePr w:type="firstCol">
       <w:rPr>
-        <w:color w:val="FFFFFF" w:themeColor="background1"/>
+        <w:color w:val="000000"/>
       </w:rPr>
       <w:tblPr/>
       <w:tcPr>
@@ -11813,7 +11935,7 @@
     </w:tblStylePr>
     <w:tblStylePr w:type="lastCol">
       <w:rPr>
-        <w:color w:val="FFFFFF" w:themeColor="background1"/>
+        <w:color w:val="000000"/>
       </w:rPr>
       <w:tblPr/>
       <w:tcPr>
@@ -11842,7 +11964,7 @@
       <w:spacing w:after="0" w:line="240" w:lineRule="auto"/>
     </w:pPr>
     <w:rPr>
-      <w:color w:val="000000" w:themeColor="text1"/>
+      <w:color w:val="000000"/>
     </w:rPr>
     <w:tblPr>
       <w:tblStyleRowBandSize w:val="1"/>
@@ -11875,7 +11997,7 @@
       <w:rPr>
         <w:b/>
         <w:bCs/>
-        <w:color w:val="000000" w:themeColor="text1"/>
+        <w:color w:val="000000"/>
       </w:rPr>
       <w:tblPr/>
       <w:tcPr>
@@ -11884,7 +12006,7 @@
     </w:tblStylePr>
     <w:tblStylePr w:type="firstCol">
       <w:rPr>
-        <w:color w:val="FFFFFF" w:themeColor="background1"/>
+        <w:color w:val="000000"/>
       </w:rPr>
       <w:tblPr/>
       <w:tcPr>
@@ -11893,7 +12015,7 @@
     </w:tblStylePr>
     <w:tblStylePr w:type="lastCol">
       <w:rPr>
-        <w:color w:val="FFFFFF" w:themeColor="background1"/>
+        <w:color w:val="000000"/>
       </w:rPr>
       <w:tblPr/>
       <w:tcPr>
@@ -11922,7 +12044,7 @@
       <w:spacing w:after="0" w:line="240" w:lineRule="auto"/>
     </w:pPr>
     <w:rPr>
-      <w:color w:val="000000" w:themeColor="text1"/>
+      <w:color w:val="000000"/>
     </w:rPr>
     <w:tblPr>
       <w:tblStyleRowBandSize w:val="1"/>
@@ -11955,7 +12077,7 @@
       <w:rPr>
         <w:b/>
         <w:bCs/>
-        <w:color w:val="000000" w:themeColor="text1"/>
+        <w:color w:val="000000"/>
       </w:rPr>
       <w:tblPr/>
       <w:tcPr>
@@ -11964,7 +12086,7 @@
     </w:tblStylePr>
     <w:tblStylePr w:type="firstCol">
       <w:rPr>
-        <w:color w:val="FFFFFF" w:themeColor="background1"/>
+        <w:color w:val="000000"/>
       </w:rPr>
       <w:tblPr/>
       <w:tcPr>
@@ -11973,7 +12095,7 @@
     </w:tblStylePr>
     <w:tblStylePr w:type="lastCol">
       <w:rPr>
-        <w:color w:val="FFFFFF" w:themeColor="background1"/>
+        <w:color w:val="000000"/>
       </w:rPr>
       <w:tblPr/>
       <w:tcPr>
@@ -12002,7 +12124,7 @@
       <w:spacing w:after="0" w:line="240" w:lineRule="auto"/>
     </w:pPr>
     <w:rPr>
-      <w:color w:val="000000" w:themeColor="text1"/>
+      <w:color w:val="000000"/>
     </w:rPr>
     <w:tblPr>
       <w:tblStyleRowBandSize w:val="1"/>
@@ -12035,7 +12157,7 @@
       <w:rPr>
         <w:b/>
         <w:bCs/>
-        <w:color w:val="000000" w:themeColor="text1"/>
+        <w:color w:val="000000"/>
       </w:rPr>
       <w:tblPr/>
       <w:tcPr>
@@ -12044,7 +12166,7 @@
     </w:tblStylePr>
     <w:tblStylePr w:type="firstCol">
       <w:rPr>
-        <w:color w:val="FFFFFF" w:themeColor="background1"/>
+        <w:color w:val="000000"/>
       </w:rPr>
       <w:tblPr/>
       <w:tcPr>
@@ -12053,7 +12175,7 @@
     </w:tblStylePr>
     <w:tblStylePr w:type="lastCol">
       <w:rPr>
-        <w:color w:val="FFFFFF" w:themeColor="background1"/>
+        <w:color w:val="000000"/>
       </w:rPr>
       <w:tblPr/>
       <w:tcPr>
@@ -12082,7 +12204,7 @@
       <w:spacing w:after="0" w:line="240" w:lineRule="auto"/>
     </w:pPr>
     <w:rPr>
-      <w:color w:val="000000" w:themeColor="text1"/>
+      <w:color w:val="000000"/>
     </w:rPr>
     <w:tblPr>
       <w:tblStyleRowBandSize w:val="1"/>
@@ -12115,7 +12237,7 @@
       <w:rPr>
         <w:b/>
         <w:bCs/>
-        <w:color w:val="000000" w:themeColor="text1"/>
+        <w:color w:val="000000"/>
       </w:rPr>
       <w:tblPr/>
       <w:tcPr>
@@ -12124,7 +12246,7 @@
     </w:tblStylePr>
     <w:tblStylePr w:type="firstCol">
       <w:rPr>
-        <w:color w:val="FFFFFF" w:themeColor="background1"/>
+        <w:color w:val="000000"/>
       </w:rPr>
       <w:tblPr/>
       <w:tcPr>
@@ -12133,7 +12255,7 @@
     </w:tblStylePr>
     <w:tblStylePr w:type="lastCol">
       <w:rPr>
-        <w:color w:val="FFFFFF" w:themeColor="background1"/>
+        <w:color w:val="000000"/>
       </w:rPr>
       <w:tblPr/>
       <w:tcPr>
@@ -12335,7 +12457,7 @@
       <w:rFonts w:asciiTheme="majorHAnsi" w:eastAsiaTheme="majorEastAsia" w:hAnsiTheme="majorHAnsi" w:cstheme="majorBidi"/>
       <w:b/>
       <w:bCs/>
-      <w:color w:val="365F91" w:themeColor="accent1" w:themeShade="BF"/>
+      <w:color w:val="000000"/>
       <w:sz w:val="28"/>
       <w:szCs w:val="28"/>
     </w:rPr>
@@ -12359,7 +12481,7 @@
       <w:rFonts w:asciiTheme="majorHAnsi" w:eastAsiaTheme="majorEastAsia" w:hAnsiTheme="majorHAnsi" w:cstheme="majorBidi"/>
       <w:b/>
       <w:bCs/>
-      <w:color w:val="4F81BD" w:themeColor="accent1"/>
+      <w:color w:val="000000"/>
       <w:sz w:val="26"/>
       <w:szCs w:val="26"/>
     </w:rPr>
@@ -12383,7 +12505,7 @@
       <w:rFonts w:asciiTheme="majorHAnsi" w:eastAsiaTheme="majorEastAsia" w:hAnsiTheme="majorHAnsi" w:cstheme="majorBidi"/>
       <w:b/>
       <w:bCs/>
-      <w:color w:val="4F81BD" w:themeColor="accent1"/>
+      <w:color w:val="000000"/>
     </w:rPr>
   </w:style>
   <w:style w:type="paragraph" w:styleId="Heading4">
@@ -12408,7 +12530,7 @@
       <w:bCs/>
       <w:i/>
       <w:iCs/>
-      <w:color w:val="4F81BD" w:themeColor="accent1"/>
+      <w:color w:val="000000"/>
     </w:rPr>
   </w:style>
   <w:style w:type="paragraph" w:styleId="Heading5">
@@ -12429,7 +12551,7 @@
     </w:pPr>
     <w:rPr>
       <w:rFonts w:asciiTheme="majorHAnsi" w:eastAsiaTheme="majorEastAsia" w:hAnsiTheme="majorHAnsi" w:cstheme="majorBidi"/>
-      <w:color w:val="243F60" w:themeColor="accent1" w:themeShade="7F"/>
+      <w:color w:val="000000"/>
     </w:rPr>
   </w:style>
   <w:style w:type="paragraph" w:styleId="Heading6">
@@ -12452,7 +12574,7 @@
       <w:rFonts w:asciiTheme="majorHAnsi" w:eastAsiaTheme="majorEastAsia" w:hAnsiTheme="majorHAnsi" w:cstheme="majorBidi"/>
       <w:i/>
       <w:iCs/>
-      <w:color w:val="243F60" w:themeColor="accent1" w:themeShade="7F"/>
+      <w:color w:val="000000"/>
     </w:rPr>
   </w:style>
   <w:style w:type="paragraph" w:styleId="Heading7">
@@ -12475,7 +12597,7 @@
       <w:rFonts w:asciiTheme="majorHAnsi" w:eastAsiaTheme="majorEastAsia" w:hAnsiTheme="majorHAnsi" w:cstheme="majorBidi"/>
       <w:i/>
       <w:iCs/>
-      <w:color w:val="404040" w:themeColor="text1" w:themeTint="BF"/>
+      <w:color w:val="000000"/>
     </w:rPr>
   </w:style>
   <w:style w:type="paragraph" w:styleId="Heading8">
@@ -12496,7 +12618,7 @@
     </w:pPr>
     <w:rPr>
       <w:rFonts w:asciiTheme="majorHAnsi" w:eastAsiaTheme="majorEastAsia" w:hAnsiTheme="majorHAnsi" w:cstheme="majorBidi"/>
-      <w:color w:val="4F81BD" w:themeColor="accent1"/>
+      <w:color w:val="000000"/>
       <w:sz w:val="20"/>
       <w:szCs w:val="20"/>
     </w:rPr>
@@ -12521,7 +12643,7 @@
       <w:rFonts w:asciiTheme="majorHAnsi" w:eastAsiaTheme="majorEastAsia" w:hAnsiTheme="majorHAnsi" w:cstheme="majorBidi"/>
       <w:i/>
       <w:iCs/>
-      <w:color w:val="404040" w:themeColor="text1" w:themeTint="BF"/>
+      <w:color w:val="000000"/>
       <w:sz w:val="20"/>
       <w:szCs w:val="20"/>
     </w:rPr>
@@ -12572,7 +12694,7 @@
       <w:rFonts w:asciiTheme="majorHAnsi" w:eastAsiaTheme="majorEastAsia" w:hAnsiTheme="majorHAnsi" w:cstheme="majorBidi"/>
       <w:b/>
       <w:bCs/>
-      <w:color w:val="365F91" w:themeColor="accent1" w:themeShade="BF"/>
+      <w:color w:val="000000"/>
       <w:sz w:val="28"/>
       <w:szCs w:val="28"/>
     </w:rPr>
@@ -12587,7 +12709,7 @@
       <w:rFonts w:asciiTheme="majorHAnsi" w:eastAsiaTheme="majorEastAsia" w:hAnsiTheme="majorHAnsi" w:cstheme="majorBidi"/>
       <w:b/>
       <w:bCs/>
-      <w:color w:val="4F81BD" w:themeColor="accent1"/>
+      <w:color w:val="000000"/>
       <w:sz w:val="26"/>
       <w:szCs w:val="26"/>
     </w:rPr>
@@ -12602,7 +12724,7 @@
       <w:rFonts w:asciiTheme="majorHAnsi" w:eastAsiaTheme="majorEastAsia" w:hAnsiTheme="majorHAnsi" w:cstheme="majorBidi"/>
       <w:b/>
       <w:bCs/>
-      <w:color w:val="4F81BD" w:themeColor="accent1"/>
+      <w:color w:val="000000"/>
     </w:rPr>
   </w:style>
   <w:style w:type="paragraph" w:styleId="Title">
@@ -12622,7 +12744,7 @@
     </w:pPr>
     <w:rPr>
       <w:rFonts w:asciiTheme="majorHAnsi" w:eastAsiaTheme="majorEastAsia" w:hAnsiTheme="majorHAnsi" w:cstheme="majorBidi"/>
-      <w:color w:val="17365D" w:themeColor="text2" w:themeShade="BF"/>
+      <w:color w:val="000000"/>
       <w:spacing w:val="5"/>
       <w:kern w:val="28"/>
       <w:sz w:val="52"/>
@@ -12637,7 +12759,7 @@
     <w:rsid w:val="00FC693F"/>
     <w:rPr>
       <w:rFonts w:asciiTheme="majorHAnsi" w:eastAsiaTheme="majorEastAsia" w:hAnsiTheme="majorHAnsi" w:cstheme="majorBidi"/>
-      <w:color w:val="17365D" w:themeColor="text2" w:themeShade="BF"/>
+      <w:color w:val="000000"/>
       <w:spacing w:val="5"/>
       <w:kern w:val="28"/>
       <w:sz w:val="52"/>
@@ -12661,7 +12783,7 @@
       <w:rFonts w:asciiTheme="majorHAnsi" w:eastAsiaTheme="majorEastAsia" w:hAnsiTheme="majorHAnsi" w:cstheme="majorBidi"/>
       <w:i/>
       <w:iCs/>
-      <w:color w:val="4F81BD" w:themeColor="accent1"/>
+      <w:color w:val="000000"/>
       <w:spacing w:val="15"/>
       <w:sz w:val="24"/>
       <w:szCs w:val="24"/>
@@ -12677,7 +12799,7 @@
       <w:rFonts w:asciiTheme="majorHAnsi" w:eastAsiaTheme="majorEastAsia" w:hAnsiTheme="majorHAnsi" w:cstheme="majorBidi"/>
       <w:i/>
       <w:iCs/>
-      <w:color w:val="4F81BD" w:themeColor="accent1"/>
+      <w:color w:val="000000"/>
       <w:spacing w:val="15"/>
       <w:sz w:val="24"/>
       <w:szCs w:val="24"/>
@@ -12949,7 +13071,7 @@
     <w:rPr>
       <w:i/>
       <w:iCs/>
-      <w:color w:val="000000" w:themeColor="text1"/>
+      <w:color w:val="000000"/>
     </w:rPr>
   </w:style>
   <w:style w:type="character" w:customStyle="1" w:styleId="QuoteChar">
@@ -12961,7 +13083,7 @@
     <w:rPr>
       <w:i/>
       <w:iCs/>
-      <w:color w:val="000000" w:themeColor="text1"/>
+      <w:color w:val="000000"/>
     </w:rPr>
   </w:style>
   <w:style w:type="character" w:customStyle="1" w:styleId="Heading4Char">
@@ -12977,7 +13099,7 @@
       <w:bCs/>
       <w:i/>
       <w:iCs/>
-      <w:color w:val="4F81BD" w:themeColor="accent1"/>
+      <w:color w:val="000000"/>
     </w:rPr>
   </w:style>
   <w:style w:type="character" w:customStyle="1" w:styleId="Heading5Char">
@@ -12989,7 +13111,7 @@
     <w:rsid w:val="00FC693F"/>
     <w:rPr>
       <w:rFonts w:asciiTheme="majorHAnsi" w:eastAsiaTheme="majorEastAsia" w:hAnsiTheme="majorHAnsi" w:cstheme="majorBidi"/>
-      <w:color w:val="243F60" w:themeColor="accent1" w:themeShade="7F"/>
+      <w:color w:val="000000"/>
     </w:rPr>
   </w:style>
   <w:style w:type="character" w:customStyle="1" w:styleId="Heading6Char">
@@ -13003,7 +13125,7 @@
       <w:rFonts w:asciiTheme="majorHAnsi" w:eastAsiaTheme="majorEastAsia" w:hAnsiTheme="majorHAnsi" w:cstheme="majorBidi"/>
       <w:i/>
       <w:iCs/>
-      <w:color w:val="243F60" w:themeColor="accent1" w:themeShade="7F"/>
+      <w:color w:val="000000"/>
     </w:rPr>
   </w:style>
   <w:style w:type="character" w:customStyle="1" w:styleId="Heading7Char">
@@ -13017,7 +13139,7 @@
       <w:rFonts w:asciiTheme="majorHAnsi" w:eastAsiaTheme="majorEastAsia" w:hAnsiTheme="majorHAnsi" w:cstheme="majorBidi"/>
       <w:i/>
       <w:iCs/>
-      <w:color w:val="404040" w:themeColor="text1" w:themeTint="BF"/>
+      <w:color w:val="000000"/>
     </w:rPr>
   </w:style>
   <w:style w:type="character" w:customStyle="1" w:styleId="Heading8Char">
@@ -13029,7 +13151,7 @@
     <w:rsid w:val="00FC693F"/>
     <w:rPr>
       <w:rFonts w:asciiTheme="majorHAnsi" w:eastAsiaTheme="majorEastAsia" w:hAnsiTheme="majorHAnsi" w:cstheme="majorBidi"/>
-      <w:color w:val="4F81BD" w:themeColor="accent1"/>
+      <w:color w:val="000000"/>
       <w:sz w:val="20"/>
       <w:szCs w:val="20"/>
     </w:rPr>
@@ -13045,7 +13167,7 @@
       <w:rFonts w:asciiTheme="majorHAnsi" w:eastAsiaTheme="majorEastAsia" w:hAnsiTheme="majorHAnsi" w:cstheme="majorBidi"/>
       <w:i/>
       <w:iCs/>
-      <w:color w:val="404040" w:themeColor="text1" w:themeTint="BF"/>
+      <w:color w:val="000000"/>
       <w:sz w:val="20"/>
       <w:szCs w:val="20"/>
     </w:rPr>
@@ -13065,7 +13187,7 @@
     <w:rPr>
       <w:b/>
       <w:bCs/>
-      <w:color w:val="4F81BD" w:themeColor="accent1"/>
+      <w:color w:val="000000"/>
       <w:sz w:val="18"/>
       <w:szCs w:val="18"/>
     </w:rPr>
@@ -13112,7 +13234,7 @@
       <w:bCs/>
       <w:i/>
       <w:iCs/>
-      <w:color w:val="4F81BD" w:themeColor="accent1"/>
+      <w:color w:val="000000"/>
     </w:rPr>
   </w:style>
   <w:style w:type="character" w:customStyle="1" w:styleId="IntenseQuoteChar">
@@ -13126,7 +13248,7 @@
       <w:bCs/>
       <w:i/>
       <w:iCs/>
-      <w:color w:val="4F81BD" w:themeColor="accent1"/>
+      <w:color w:val="000000"/>
     </w:rPr>
   </w:style>
   <w:style w:type="character" w:styleId="SubtleEmphasis">
@@ -13138,7 +13260,7 @@
     <w:rPr>
       <w:i/>
       <w:iCs/>
-      <w:color w:val="808080" w:themeColor="text1" w:themeTint="7F"/>
+      <w:color w:val="000000"/>
     </w:rPr>
   </w:style>
   <w:style w:type="character" w:styleId="IntenseEmphasis">
@@ -13152,7 +13274,7 @@
       <w:bCs/>
       <w:i/>
       <w:iCs/>
-      <w:color w:val="4F81BD" w:themeColor="accent1"/>
+      <w:color w:val="000000"/>
     </w:rPr>
   </w:style>
   <w:style w:type="character" w:styleId="SubtleReference">
@@ -13163,7 +13285,7 @@
     <w:rsid w:val="00FC693F"/>
     <w:rPr>
       <w:smallCaps/>
-      <w:color w:val="C0504D" w:themeColor="accent2"/>
+      <w:color w:val="000000"/>
       <w:u w:val="single"/>
     </w:rPr>
   </w:style>
@@ -13177,7 +13299,7 @@
       <w:b/>
       <w:bCs/>
       <w:smallCaps/>
-      <w:color w:val="C0504D" w:themeColor="accent2"/>
+      <w:color w:val="000000"/>
       <w:spacing w:val="5"/>
       <w:u w:val="single"/>
     </w:rPr>
@@ -13243,7 +13365,7 @@
       <w:spacing w:after="0" w:line="240" w:lineRule="auto"/>
     </w:pPr>
     <w:rPr>
-      <w:color w:val="000000" w:themeColor="text1" w:themeShade="BF"/>
+      <w:color w:val="000000"/>
     </w:rPr>
     <w:tblPr>
       <w:tblStyleRowBandSize w:val="1"/>
@@ -13346,7 +13468,7 @@
       <w:spacing w:after="0" w:line="240" w:lineRule="auto"/>
     </w:pPr>
     <w:rPr>
-      <w:color w:val="365F91" w:themeColor="accent1" w:themeShade="BF"/>
+      <w:color w:val="000000"/>
     </w:rPr>
     <w:tblPr>
       <w:tblStyleRowBandSize w:val="1"/>
@@ -13449,7 +13571,7 @@
       <w:spacing w:after="0" w:line="240" w:lineRule="auto"/>
     </w:pPr>
     <w:rPr>
-      <w:color w:val="943634" w:themeColor="accent2" w:themeShade="BF"/>
+      <w:color w:val="000000"/>
     </w:rPr>
     <w:tblPr>
       <w:tblStyleRowBandSize w:val="1"/>
@@ -13552,7 +13674,7 @@
       <w:spacing w:after="0" w:line="240" w:lineRule="auto"/>
     </w:pPr>
     <w:rPr>
-      <w:color w:val="76923C" w:themeColor="accent3" w:themeShade="BF"/>
+      <w:color w:val="000000"/>
     </w:rPr>
     <w:tblPr>
       <w:tblStyleRowBandSize w:val="1"/>
@@ -13655,7 +13777,7 @@
       <w:spacing w:after="0" w:line="240" w:lineRule="auto"/>
     </w:pPr>
     <w:rPr>
-      <w:color w:val="5F497A" w:themeColor="accent4" w:themeShade="BF"/>
+      <w:color w:val="000000"/>
     </w:rPr>
     <w:tblPr>
       <w:tblStyleRowBandSize w:val="1"/>
@@ -13758,7 +13880,7 @@
       <w:spacing w:after="0" w:line="240" w:lineRule="auto"/>
     </w:pPr>
     <w:rPr>
-      <w:color w:val="31849B" w:themeColor="accent5" w:themeShade="BF"/>
+      <w:color w:val="000000"/>
     </w:rPr>
     <w:tblPr>
       <w:tblStyleRowBandSize w:val="1"/>
@@ -13861,7 +13983,7 @@
       <w:spacing w:after="0" w:line="240" w:lineRule="auto"/>
     </w:pPr>
     <w:rPr>
-      <w:color w:val="E36C0A" w:themeColor="accent6" w:themeShade="BF"/>
+      <w:color w:val="000000"/>
     </w:rPr>
     <w:tblPr>
       <w:tblStyleRowBandSize w:val="1"/>
@@ -13987,7 +14109,7 @@
       <w:rPr>
         <w:b/>
         <w:bCs/>
-        <w:color w:val="FFFFFF" w:themeColor="background1"/>
+        <w:color w:val="000000"/>
       </w:rPr>
       <w:tblPr/>
       <w:tcPr>
@@ -14079,7 +14201,7 @@
       <w:rPr>
         <w:b/>
         <w:bCs/>
-        <w:color w:val="FFFFFF" w:themeColor="background1"/>
+        <w:color w:val="000000"/>
       </w:rPr>
       <w:tblPr/>
       <w:tcPr>
@@ -14171,7 +14293,7 @@
       <w:rPr>
         <w:b/>
         <w:bCs/>
-        <w:color w:val="FFFFFF" w:themeColor="background1"/>
+        <w:color w:val="000000"/>
       </w:rPr>
       <w:tblPr/>
       <w:tcPr>
@@ -14263,7 +14385,7 @@
       <w:rPr>
         <w:b/>
         <w:bCs/>
-        <w:color w:val="FFFFFF" w:themeColor="background1"/>
+        <w:color w:val="000000"/>
       </w:rPr>
       <w:tblPr/>
       <w:tcPr>
@@ -14355,7 +14477,7 @@
       <w:rPr>
         <w:b/>
         <w:bCs/>
-        <w:color w:val="FFFFFF" w:themeColor="background1"/>
+        <w:color w:val="000000"/>
       </w:rPr>
       <w:tblPr/>
       <w:tcPr>
@@ -14447,7 +14569,7 @@
       <w:rPr>
         <w:b/>
         <w:bCs/>
-        <w:color w:val="FFFFFF" w:themeColor="background1"/>
+        <w:color w:val="000000"/>
       </w:rPr>
       <w:tblPr/>
       <w:tcPr>
@@ -14539,7 +14661,7 @@
       <w:rPr>
         <w:b/>
         <w:bCs/>
-        <w:color w:val="FFFFFF" w:themeColor="background1"/>
+        <w:color w:val="000000"/>
       </w:rPr>
       <w:tblPr/>
       <w:tcPr>
@@ -15542,7 +15664,7 @@
       <w:rPr>
         <w:b/>
         <w:bCs/>
-        <w:color w:val="FFFFFF" w:themeColor="background1"/>
+        <w:color w:val="000000"/>
       </w:rPr>
       <w:tblPr/>
       <w:tcPr>
@@ -15648,7 +15770,7 @@
       <w:rPr>
         <w:b/>
         <w:bCs/>
-        <w:color w:val="FFFFFF" w:themeColor="background1"/>
+        <w:color w:val="000000"/>
       </w:rPr>
       <w:tblPr/>
       <w:tcPr>
@@ -15754,7 +15876,7 @@
       <w:rPr>
         <w:b/>
         <w:bCs/>
-        <w:color w:val="FFFFFF" w:themeColor="background1"/>
+        <w:color w:val="000000"/>
       </w:rPr>
       <w:tblPr/>
       <w:tcPr>
@@ -15860,7 +15982,7 @@
       <w:rPr>
         <w:b/>
         <w:bCs/>
-        <w:color w:val="FFFFFF" w:themeColor="background1"/>
+        <w:color w:val="000000"/>
       </w:rPr>
       <w:tblPr/>
       <w:tcPr>
@@ -15966,7 +16088,7 @@
       <w:rPr>
         <w:b/>
         <w:bCs/>
-        <w:color w:val="FFFFFF" w:themeColor="background1"/>
+        <w:color w:val="000000"/>
       </w:rPr>
       <w:tblPr/>
       <w:tcPr>
@@ -16072,7 +16194,7 @@
       <w:rPr>
         <w:b/>
         <w:bCs/>
-        <w:color w:val="FFFFFF" w:themeColor="background1"/>
+        <w:color w:val="000000"/>
       </w:rPr>
       <w:tblPr/>
       <w:tcPr>
@@ -16178,7 +16300,7 @@
       <w:rPr>
         <w:b/>
         <w:bCs/>
-        <w:color w:val="FFFFFF" w:themeColor="background1"/>
+        <w:color w:val="000000"/>
       </w:rPr>
       <w:tblPr/>
       <w:tcPr>
@@ -16281,7 +16403,7 @@
       <w:rPr>
         <w:b/>
         <w:bCs/>
-        <w:color w:val="FFFFFF" w:themeColor="background1"/>
+        <w:color w:val="000000"/>
       </w:rPr>
       <w:tblPr/>
       <w:tcPr>
@@ -16301,7 +16423,7 @@
         <w:spacing w:before="0" w:after="0" w:line="240" w:lineRule="auto"/>
       </w:pPr>
       <w:rPr>
-        <w:color w:val="auto"/>
+        <w:color w:val="000000"/>
       </w:rPr>
       <w:tblPr/>
       <w:tcPr>
@@ -16320,7 +16442,7 @@
       <w:rPr>
         <w:b/>
         <w:bCs/>
-        <w:color w:val="FFFFFF" w:themeColor="background1"/>
+        <w:color w:val="000000"/>
       </w:rPr>
       <w:tblPr/>
       <w:tcPr>
@@ -16339,7 +16461,7 @@
       <w:rPr>
         <w:b/>
         <w:bCs/>
-        <w:color w:val="FFFFFF" w:themeColor="background1"/>
+        <w:color w:val="000000"/>
       </w:rPr>
       <w:tblPr/>
       <w:tcPr>
@@ -16385,7 +16507,7 @@
     </w:tblStylePr>
     <w:tblStylePr w:type="nwCell">
       <w:rPr>
-        <w:color w:val="FFFFFF" w:themeColor="background1"/>
+        <w:color w:val="000000"/>
       </w:rPr>
       <w:tblPr/>
       <w:tcPr>
@@ -16430,7 +16552,7 @@
       <w:rPr>
         <w:b/>
         <w:bCs/>
-        <w:color w:val="FFFFFF" w:themeColor="background1"/>
+        <w:color w:val="000000"/>
       </w:rPr>
       <w:tblPr/>
       <w:tcPr>
@@ -16450,7 +16572,7 @@
         <w:spacing w:before="0" w:after="0" w:line="240" w:lineRule="auto"/>
       </w:pPr>
       <w:rPr>
-        <w:color w:val="auto"/>
+        <w:color w:val="000000"/>
       </w:rPr>
       <w:tblPr/>
       <w:tcPr>
@@ -16469,7 +16591,7 @@
       <w:rPr>
         <w:b/>
         <w:bCs/>
-        <w:color w:val="FFFFFF" w:themeColor="background1"/>
+        <w:color w:val="000000"/>
       </w:rPr>
       <w:tblPr/>
       <w:tcPr>
@@ -16488,7 +16610,7 @@
       <w:rPr>
         <w:b/>
         <w:bCs/>
-        <w:color w:val="FFFFFF" w:themeColor="background1"/>
+        <w:color w:val="000000"/>
       </w:rPr>
       <w:tblPr/>
       <w:tcPr>
@@ -16534,7 +16656,7 @@
     </w:tblStylePr>
     <w:tblStylePr w:type="nwCell">
       <w:rPr>
-        <w:color w:val="FFFFFF" w:themeColor="background1"/>
+        <w:color w:val="000000"/>
       </w:rPr>
       <w:tblPr/>
       <w:tcPr>
@@ -16579,7 +16701,7 @@
       <w:rPr>
         <w:b/>
         <w:bCs/>
-        <w:color w:val="FFFFFF" w:themeColor="background1"/>
+        <w:color w:val="000000"/>
       </w:rPr>
       <w:tblPr/>
       <w:tcPr>
@@ -16599,7 +16721,7 @@
         <w:spacing w:before="0" w:after="0" w:line="240" w:lineRule="auto"/>
       </w:pPr>
       <w:rPr>
-        <w:color w:val="auto"/>
+        <w:color w:val="000000"/>
       </w:rPr>
       <w:tblPr/>
       <w:tcPr>
@@ -16618,7 +16740,7 @@
       <w:rPr>
         <w:b/>
         <w:bCs/>
-        <w:color w:val="FFFFFF" w:themeColor="background1"/>
+        <w:color w:val="000000"/>
       </w:rPr>
       <w:tblPr/>
       <w:tcPr>
@@ -16637,7 +16759,7 @@
       <w:rPr>
         <w:b/>
         <w:bCs/>
-        <w:color w:val="FFFFFF" w:themeColor="background1"/>
+        <w:color w:val="000000"/>
       </w:rPr>
       <w:tblPr/>
       <w:tcPr>
@@ -16683,7 +16805,7 @@
     </w:tblStylePr>
     <w:tblStylePr w:type="nwCell">
       <w:rPr>
-        <w:color w:val="FFFFFF" w:themeColor="background1"/>
+        <w:color w:val="000000"/>
       </w:rPr>
       <w:tblPr/>
       <w:tcPr>
@@ -16728,7 +16850,7 @@
       <w:rPr>
         <w:b/>
         <w:bCs/>
-        <w:color w:val="FFFFFF" w:themeColor="background1"/>
+        <w:color w:val="000000"/>
       </w:rPr>
       <w:tblPr/>
       <w:tcPr>
@@ -16748,7 +16870,7 @@
         <w:spacing w:before="0" w:after="0" w:line="240" w:lineRule="auto"/>
       </w:pPr>
       <w:rPr>
-        <w:color w:val="auto"/>
+        <w:color w:val="000000"/>
       </w:rPr>
       <w:tblPr/>
       <w:tcPr>
@@ -16767,7 +16889,7 @@
       <w:rPr>
         <w:b/>
         <w:bCs/>
-        <w:color w:val="FFFFFF" w:themeColor="background1"/>
+        <w:color w:val="000000"/>
       </w:rPr>
       <w:tblPr/>
       <w:tcPr>
@@ -16786,7 +16908,7 @@
       <w:rPr>
         <w:b/>
         <w:bCs/>
-        <w:color w:val="FFFFFF" w:themeColor="background1"/>
+        <w:color w:val="000000"/>
       </w:rPr>
       <w:tblPr/>
       <w:tcPr>
@@ -16832,7 +16954,7 @@
     </w:tblStylePr>
     <w:tblStylePr w:type="nwCell">
       <w:rPr>
-        <w:color w:val="FFFFFF" w:themeColor="background1"/>
+        <w:color w:val="000000"/>
       </w:rPr>
       <w:tblPr/>
       <w:tcPr>
@@ -16877,7 +16999,7 @@
       <w:rPr>
         <w:b/>
         <w:bCs/>
-        <w:color w:val="FFFFFF" w:themeColor="background1"/>
+        <w:color w:val="000000"/>
       </w:rPr>
       <w:tblPr/>
       <w:tcPr>
@@ -16897,7 +17019,7 @@
         <w:spacing w:before="0" w:after="0" w:line="240" w:lineRule="auto"/>
       </w:pPr>
       <w:rPr>
-        <w:color w:val="auto"/>
+        <w:color w:val="000000"/>
       </w:rPr>
       <w:tblPr/>
       <w:tcPr>
@@ -16916,7 +17038,7 @@
       <w:rPr>
         <w:b/>
         <w:bCs/>
-        <w:color w:val="FFFFFF" w:themeColor="background1"/>
+        <w:color w:val="000000"/>
       </w:rPr>
       <w:tblPr/>
       <w:tcPr>
@@ -16935,7 +17057,7 @@
       <w:rPr>
         <w:b/>
         <w:bCs/>
-        <w:color w:val="FFFFFF" w:themeColor="background1"/>
+        <w:color w:val="000000"/>
       </w:rPr>
       <w:tblPr/>
       <w:tcPr>
@@ -16981,7 +17103,7 @@
     </w:tblStylePr>
     <w:tblStylePr w:type="nwCell">
       <w:rPr>
-        <w:color w:val="FFFFFF" w:themeColor="background1"/>
+        <w:color w:val="000000"/>
       </w:rPr>
       <w:tblPr/>
       <w:tcPr>
@@ -17026,7 +17148,7 @@
       <w:rPr>
         <w:b/>
         <w:bCs/>
-        <w:color w:val="FFFFFF" w:themeColor="background1"/>
+        <w:color w:val="000000"/>
       </w:rPr>
       <w:tblPr/>
       <w:tcPr>
@@ -17046,7 +17168,7 @@
         <w:spacing w:before="0" w:after="0" w:line="240" w:lineRule="auto"/>
       </w:pPr>
       <w:rPr>
-        <w:color w:val="auto"/>
+        <w:color w:val="000000"/>
       </w:rPr>
       <w:tblPr/>
       <w:tcPr>
@@ -17065,7 +17187,7 @@
       <w:rPr>
         <w:b/>
         <w:bCs/>
-        <w:color w:val="FFFFFF" w:themeColor="background1"/>
+        <w:color w:val="000000"/>
       </w:rPr>
       <w:tblPr/>
       <w:tcPr>
@@ -17084,7 +17206,7 @@
       <w:rPr>
         <w:b/>
         <w:bCs/>
-        <w:color w:val="FFFFFF" w:themeColor="background1"/>
+        <w:color w:val="000000"/>
       </w:rPr>
       <w:tblPr/>
       <w:tcPr>
@@ -17130,7 +17252,7 @@
     </w:tblStylePr>
     <w:tblStylePr w:type="nwCell">
       <w:rPr>
-        <w:color w:val="FFFFFF" w:themeColor="background1"/>
+        <w:color w:val="000000"/>
       </w:rPr>
       <w:tblPr/>
       <w:tcPr>
@@ -17175,7 +17297,7 @@
       <w:rPr>
         <w:b/>
         <w:bCs/>
-        <w:color w:val="FFFFFF" w:themeColor="background1"/>
+        <w:color w:val="000000"/>
       </w:rPr>
       <w:tblPr/>
       <w:tcPr>
@@ -17195,7 +17317,7 @@
         <w:spacing w:before="0" w:after="0" w:line="240" w:lineRule="auto"/>
       </w:pPr>
       <w:rPr>
-        <w:color w:val="auto"/>
+        <w:color w:val="000000"/>
       </w:rPr>
       <w:tblPr/>
       <w:tcPr>
@@ -17214,7 +17336,7 @@
       <w:rPr>
         <w:b/>
         <w:bCs/>
-        <w:color w:val="FFFFFF" w:themeColor="background1"/>
+        <w:color w:val="000000"/>
       </w:rPr>
       <w:tblPr/>
       <w:tcPr>
@@ -17233,7 +17355,7 @@
       <w:rPr>
         <w:b/>
         <w:bCs/>
-        <w:color w:val="FFFFFF" w:themeColor="background1"/>
+        <w:color w:val="000000"/>
       </w:rPr>
       <w:tblPr/>
       <w:tcPr>
@@ -17279,7 +17401,7 @@
     </w:tblStylePr>
     <w:tblStylePr w:type="nwCell">
       <w:rPr>
-        <w:color w:val="FFFFFF" w:themeColor="background1"/>
+        <w:color w:val="000000"/>
       </w:rPr>
       <w:tblPr/>
       <w:tcPr>
@@ -17303,7 +17425,7 @@
       <w:spacing w:after="0" w:line="240" w:lineRule="auto"/>
     </w:pPr>
     <w:rPr>
-      <w:color w:val="000000" w:themeColor="text1"/>
+      <w:color w:val="000000"/>
     </w:rPr>
     <w:tblPr>
       <w:tblStyleRowBandSize w:val="1"/>
@@ -17336,7 +17458,7 @@
       <w:rPr>
         <w:b/>
         <w:bCs/>
-        <w:color w:val="1F497D" w:themeColor="text2"/>
+        <w:color w:val="000000"/>
       </w:rPr>
       <w:tblPr/>
       <w:tcPr>
@@ -17387,7 +17509,7 @@
       <w:spacing w:after="0" w:line="240" w:lineRule="auto"/>
     </w:pPr>
     <w:rPr>
-      <w:color w:val="000000" w:themeColor="text1"/>
+      <w:color w:val="000000"/>
     </w:rPr>
     <w:tblPr>
       <w:tblStyleRowBandSize w:val="1"/>
@@ -17420,7 +17542,7 @@
       <w:rPr>
         <w:b/>
         <w:bCs/>
-        <w:color w:val="1F497D" w:themeColor="text2"/>
+        <w:color w:val="000000"/>
       </w:rPr>
       <w:tblPr/>
       <w:tcPr>
@@ -17471,7 +17593,7 @@
       <w:spacing w:after="0" w:line="240" w:lineRule="auto"/>
     </w:pPr>
     <w:rPr>
-      <w:color w:val="000000" w:themeColor="text1"/>
+      <w:color w:val="000000"/>
     </w:rPr>
     <w:tblPr>
       <w:tblStyleRowBandSize w:val="1"/>
@@ -17504,7 +17626,7 @@
       <w:rPr>
         <w:b/>
         <w:bCs/>
-        <w:color w:val="1F497D" w:themeColor="text2"/>
+        <w:color w:val="000000"/>
       </w:rPr>
       <w:tblPr/>
       <w:tcPr>
@@ -17555,7 +17677,7 @@
       <w:spacing w:after="0" w:line="240" w:lineRule="auto"/>
     </w:pPr>
     <w:rPr>
-      <w:color w:val="000000" w:themeColor="text1"/>
+      <w:color w:val="000000"/>
     </w:rPr>
     <w:tblPr>
       <w:tblStyleRowBandSize w:val="1"/>
@@ -17588,7 +17710,7 @@
       <w:rPr>
         <w:b/>
         <w:bCs/>
-        <w:color w:val="1F497D" w:themeColor="text2"/>
+        <w:color w:val="000000"/>
       </w:rPr>
       <w:tblPr/>
       <w:tcPr>
@@ -17639,7 +17761,7 @@
       <w:spacing w:after="0" w:line="240" w:lineRule="auto"/>
     </w:pPr>
     <w:rPr>
-      <w:color w:val="000000" w:themeColor="text1"/>
+      <w:color w:val="000000"/>
     </w:rPr>
     <w:tblPr>
       <w:tblStyleRowBandSize w:val="1"/>
@@ -17672,7 +17794,7 @@
       <w:rPr>
         <w:b/>
         <w:bCs/>
-        <w:color w:val="1F497D" w:themeColor="text2"/>
+        <w:color w:val="000000"/>
       </w:rPr>
       <w:tblPr/>
       <w:tcPr>
@@ -17723,7 +17845,7 @@
       <w:spacing w:after="0" w:line="240" w:lineRule="auto"/>
     </w:pPr>
     <w:rPr>
-      <w:color w:val="000000" w:themeColor="text1"/>
+      <w:color w:val="000000"/>
     </w:rPr>
     <w:tblPr>
       <w:tblStyleRowBandSize w:val="1"/>
@@ -17756,7 +17878,7 @@
       <w:rPr>
         <w:b/>
         <w:bCs/>
-        <w:color w:val="1F497D" w:themeColor="text2"/>
+        <w:color w:val="000000"/>
       </w:rPr>
       <w:tblPr/>
       <w:tcPr>
@@ -17807,7 +17929,7 @@
       <w:spacing w:after="0" w:line="240" w:lineRule="auto"/>
     </w:pPr>
     <w:rPr>
-      <w:color w:val="000000" w:themeColor="text1"/>
+      <w:color w:val="000000"/>
     </w:rPr>
     <w:tblPr>
       <w:tblStyleRowBandSize w:val="1"/>
@@ -17840,7 +17962,7 @@
       <w:rPr>
         <w:b/>
         <w:bCs/>
-        <w:color w:val="1F497D" w:themeColor="text2"/>
+        <w:color w:val="000000"/>
       </w:rPr>
       <w:tblPr/>
       <w:tcPr>
@@ -17892,7 +18014,7 @@
     </w:pPr>
     <w:rPr>
       <w:rFonts w:asciiTheme="majorHAnsi" w:eastAsiaTheme="majorEastAsia" w:hAnsiTheme="majorHAnsi" w:cstheme="majorBidi"/>
-      <w:color w:val="000000" w:themeColor="text1"/>
+      <w:color w:val="000000"/>
     </w:rPr>
     <w:tblPr>
       <w:tblStyleRowBandSize w:val="1"/>
@@ -18020,7 +18142,7 @@
     </w:pPr>
     <w:rPr>
       <w:rFonts w:asciiTheme="majorHAnsi" w:eastAsiaTheme="majorEastAsia" w:hAnsiTheme="majorHAnsi" w:cstheme="majorBidi"/>
-      <w:color w:val="000000" w:themeColor="text1"/>
+      <w:color w:val="000000"/>
     </w:rPr>
     <w:tblPr>
       <w:tblStyleRowBandSize w:val="1"/>
@@ -18148,7 +18270,7 @@
     </w:pPr>
     <w:rPr>
       <w:rFonts w:asciiTheme="majorHAnsi" w:eastAsiaTheme="majorEastAsia" w:hAnsiTheme="majorHAnsi" w:cstheme="majorBidi"/>
-      <w:color w:val="000000" w:themeColor="text1"/>
+      <w:color w:val="000000"/>
     </w:rPr>
     <w:tblPr>
       <w:tblStyleRowBandSize w:val="1"/>
@@ -18276,7 +18398,7 @@
     </w:pPr>
     <w:rPr>
       <w:rFonts w:asciiTheme="majorHAnsi" w:eastAsiaTheme="majorEastAsia" w:hAnsiTheme="majorHAnsi" w:cstheme="majorBidi"/>
-      <w:color w:val="000000" w:themeColor="text1"/>
+      <w:color w:val="000000"/>
     </w:rPr>
     <w:tblPr>
       <w:tblStyleRowBandSize w:val="1"/>
@@ -18404,7 +18526,7 @@
     </w:pPr>
     <w:rPr>
       <w:rFonts w:asciiTheme="majorHAnsi" w:eastAsiaTheme="majorEastAsia" w:hAnsiTheme="majorHAnsi" w:cstheme="majorBidi"/>
-      <w:color w:val="000000" w:themeColor="text1"/>
+      <w:color w:val="000000"/>
     </w:rPr>
     <w:tblPr>
       <w:tblStyleRowBandSize w:val="1"/>
@@ -18532,7 +18654,7 @@
     </w:pPr>
     <w:rPr>
       <w:rFonts w:asciiTheme="majorHAnsi" w:eastAsiaTheme="majorEastAsia" w:hAnsiTheme="majorHAnsi" w:cstheme="majorBidi"/>
-      <w:color w:val="000000" w:themeColor="text1"/>
+      <w:color w:val="000000"/>
     </w:rPr>
     <w:tblPr>
       <w:tblStyleRowBandSize w:val="1"/>
@@ -18660,7 +18782,7 @@
     </w:pPr>
     <w:rPr>
       <w:rFonts w:asciiTheme="majorHAnsi" w:eastAsiaTheme="majorEastAsia" w:hAnsiTheme="majorHAnsi" w:cstheme="majorBidi"/>
-      <w:color w:val="000000" w:themeColor="text1"/>
+      <w:color w:val="000000"/>
     </w:rPr>
     <w:tblPr>
       <w:tblStyleRowBandSize w:val="1"/>
@@ -19299,7 +19421,7 @@
     </w:pPr>
     <w:rPr>
       <w:rFonts w:asciiTheme="majorHAnsi" w:eastAsiaTheme="majorEastAsia" w:hAnsiTheme="majorHAnsi" w:cstheme="majorBidi"/>
-      <w:color w:val="000000" w:themeColor="text1"/>
+      <w:color w:val="000000"/>
     </w:rPr>
     <w:tblPr>
       <w:tblStyleRowBandSize w:val="1"/>
@@ -19327,7 +19449,7 @@
       <w:rPr>
         <w:b/>
         <w:bCs/>
-        <w:color w:val="000000" w:themeColor="text1"/>
+        <w:color w:val="000000"/>
       </w:rPr>
       <w:tblPr/>
       <w:tcPr>
@@ -19338,7 +19460,7 @@
       <w:rPr>
         <w:b/>
         <w:bCs/>
-        <w:color w:val="000000" w:themeColor="text1"/>
+        <w:color w:val="000000"/>
       </w:rPr>
       <w:tblPr/>
       <w:tcPr>
@@ -19357,7 +19479,7 @@
       <w:rPr>
         <w:b/>
         <w:bCs/>
-        <w:color w:val="000000" w:themeColor="text1"/>
+        <w:color w:val="000000"/>
       </w:rPr>
       <w:tblPr/>
       <w:tcPr>
@@ -19376,7 +19498,7 @@
       <w:rPr>
         <w:b w:val="0"/>
         <w:bCs w:val="0"/>
-        <w:color w:val="000000" w:themeColor="text1"/>
+        <w:color w:val="000000"/>
       </w:rPr>
       <w:tblPr/>
       <w:tcPr>
@@ -19424,7 +19546,7 @@
     </w:pPr>
     <w:rPr>
       <w:rFonts w:asciiTheme="majorHAnsi" w:eastAsiaTheme="majorEastAsia" w:hAnsiTheme="majorHAnsi" w:cstheme="majorBidi"/>
-      <w:color w:val="000000" w:themeColor="text1"/>
+      <w:color w:val="000000"/>
     </w:rPr>
     <w:tblPr>
       <w:tblStyleRowBandSize w:val="1"/>
@@ -19452,7 +19574,7 @@
       <w:rPr>
         <w:b/>
         <w:bCs/>
-        <w:color w:val="000000" w:themeColor="text1"/>
+        <w:color w:val="000000"/>
       </w:rPr>
       <w:tblPr/>
       <w:tcPr>
@@ -19463,7 +19585,7 @@
       <w:rPr>
         <w:b/>
         <w:bCs/>
-        <w:color w:val="000000" w:themeColor="text1"/>
+        <w:color w:val="000000"/>
       </w:rPr>
       <w:tblPr/>
       <w:tcPr>
@@ -19482,7 +19604,7 @@
       <w:rPr>
         <w:b/>
         <w:bCs/>
-        <w:color w:val="000000" w:themeColor="text1"/>
+        <w:color w:val="000000"/>
       </w:rPr>
       <w:tblPr/>
       <w:tcPr>
@@ -19501,7 +19623,7 @@
       <w:rPr>
         <w:b w:val="0"/>
         <w:bCs w:val="0"/>
-        <w:color w:val="000000" w:themeColor="text1"/>
+        <w:color w:val="000000"/>
       </w:rPr>
       <w:tblPr/>
       <w:tcPr>
@@ -19549,7 +19671,7 @@
     </w:pPr>
     <w:rPr>
       <w:rFonts w:asciiTheme="majorHAnsi" w:eastAsiaTheme="majorEastAsia" w:hAnsiTheme="majorHAnsi" w:cstheme="majorBidi"/>
-      <w:color w:val="000000" w:themeColor="text1"/>
+      <w:color w:val="000000"/>
     </w:rPr>
     <w:tblPr>
       <w:tblStyleRowBandSize w:val="1"/>
@@ -19577,7 +19699,7 @@
       <w:rPr>
         <w:b/>
         <w:bCs/>
-        <w:color w:val="000000" w:themeColor="text1"/>
+        <w:color w:val="000000"/>
       </w:rPr>
       <w:tblPr/>
       <w:tcPr>
@@ -19588,7 +19710,7 @@
       <w:rPr>
         <w:b/>
         <w:bCs/>
-        <w:color w:val="000000" w:themeColor="text1"/>
+        <w:color w:val="000000"/>
       </w:rPr>
       <w:tblPr/>
       <w:tcPr>
@@ -19607,7 +19729,7 @@
       <w:rPr>
         <w:b/>
         <w:bCs/>
-        <w:color w:val="000000" w:themeColor="text1"/>
+        <w:color w:val="000000"/>
       </w:rPr>
       <w:tblPr/>
       <w:tcPr>
@@ -19626,7 +19748,7 @@
       <w:rPr>
         <w:b w:val="0"/>
         <w:bCs w:val="0"/>
-        <w:color w:val="000000" w:themeColor="text1"/>
+        <w:color w:val="000000"/>
       </w:rPr>
       <w:tblPr/>
       <w:tcPr>
@@ -19674,7 +19796,7 @@
     </w:pPr>
     <w:rPr>
       <w:rFonts w:asciiTheme="majorHAnsi" w:eastAsiaTheme="majorEastAsia" w:hAnsiTheme="majorHAnsi" w:cstheme="majorBidi"/>
-      <w:color w:val="000000" w:themeColor="text1"/>
+      <w:color w:val="000000"/>
     </w:rPr>
     <w:tblPr>
       <w:tblStyleRowBandSize w:val="1"/>
@@ -19702,7 +19824,7 @@
       <w:rPr>
         <w:b/>
         <w:bCs/>
-        <w:color w:val="000000" w:themeColor="text1"/>
+        <w:color w:val="000000"/>
       </w:rPr>
       <w:tblPr/>
       <w:tcPr>
@@ -19713,7 +19835,7 @@
       <w:rPr>
         <w:b/>
         <w:bCs/>
-        <w:color w:val="000000" w:themeColor="text1"/>
+        <w:color w:val="000000"/>
       </w:rPr>
       <w:tblPr/>
       <w:tcPr>
@@ -19732,7 +19854,7 @@
       <w:rPr>
         <w:b/>
         <w:bCs/>
-        <w:color w:val="000000" w:themeColor="text1"/>
+        <w:color w:val="000000"/>
       </w:rPr>
       <w:tblPr/>
       <w:tcPr>
@@ -19751,7 +19873,7 @@
       <w:rPr>
         <w:b w:val="0"/>
         <w:bCs w:val="0"/>
-        <w:color w:val="000000" w:themeColor="text1"/>
+        <w:color w:val="000000"/>
       </w:rPr>
       <w:tblPr/>
       <w:tcPr>
@@ -19799,7 +19921,7 @@
     </w:pPr>
     <w:rPr>
       <w:rFonts w:asciiTheme="majorHAnsi" w:eastAsiaTheme="majorEastAsia" w:hAnsiTheme="majorHAnsi" w:cstheme="majorBidi"/>
-      <w:color w:val="000000" w:themeColor="text1"/>
+      <w:color w:val="000000"/>
     </w:rPr>
     <w:tblPr>
       <w:tblStyleRowBandSize w:val="1"/>
@@ -19827,7 +19949,7 @@
       <w:rPr>
         <w:b/>
         <w:bCs/>
-        <w:color w:val="000000" w:themeColor="text1"/>
+        <w:color w:val="000000"/>
       </w:rPr>
       <w:tblPr/>
       <w:tcPr>
@@ -19838,7 +19960,7 @@
       <w:rPr>
         <w:b/>
         <w:bCs/>
-        <w:color w:val="000000" w:themeColor="text1"/>
+        <w:color w:val="000000"/>
       </w:rPr>
       <w:tblPr/>
       <w:tcPr>
@@ -19857,7 +19979,7 @@
       <w:rPr>
         <w:b/>
         <w:bCs/>
-        <w:color w:val="000000" w:themeColor="text1"/>
+        <w:color w:val="000000"/>
       </w:rPr>
       <w:tblPr/>
       <w:tcPr>
@@ -19876,7 +19998,7 @@
       <w:rPr>
         <w:b w:val="0"/>
         <w:bCs w:val="0"/>
-        <w:color w:val="000000" w:themeColor="text1"/>
+        <w:color w:val="000000"/>
       </w:rPr>
       <w:tblPr/>
       <w:tcPr>
@@ -19924,7 +20046,7 @@
     </w:pPr>
     <w:rPr>
       <w:rFonts w:asciiTheme="majorHAnsi" w:eastAsiaTheme="majorEastAsia" w:hAnsiTheme="majorHAnsi" w:cstheme="majorBidi"/>
-      <w:color w:val="000000" w:themeColor="text1"/>
+      <w:color w:val="000000"/>
     </w:rPr>
     <w:tblPr>
       <w:tblStyleRowBandSize w:val="1"/>
@@ -19952,7 +20074,7 @@
       <w:rPr>
         <w:b/>
         <w:bCs/>
-        <w:color w:val="000000" w:themeColor="text1"/>
+        <w:color w:val="000000"/>
       </w:rPr>
       <w:tblPr/>
       <w:tcPr>
@@ -19963,7 +20085,7 @@
       <w:rPr>
         <w:b/>
         <w:bCs/>
-        <w:color w:val="000000" w:themeColor="text1"/>
+        <w:color w:val="000000"/>
       </w:rPr>
       <w:tblPr/>
       <w:tcPr>
@@ -19982,7 +20104,7 @@
       <w:rPr>
         <w:b/>
         <w:bCs/>
-        <w:color w:val="000000" w:themeColor="text1"/>
+        <w:color w:val="000000"/>
       </w:rPr>
       <w:tblPr/>
       <w:tcPr>
@@ -20001,7 +20123,7 @@
       <w:rPr>
         <w:b w:val="0"/>
         <w:bCs w:val="0"/>
-        <w:color w:val="000000" w:themeColor="text1"/>
+        <w:color w:val="000000"/>
       </w:rPr>
       <w:tblPr/>
       <w:tcPr>
@@ -20049,7 +20171,7 @@
     </w:pPr>
     <w:rPr>
       <w:rFonts w:asciiTheme="majorHAnsi" w:eastAsiaTheme="majorEastAsia" w:hAnsiTheme="majorHAnsi" w:cstheme="majorBidi"/>
-      <w:color w:val="000000" w:themeColor="text1"/>
+      <w:color w:val="000000"/>
     </w:rPr>
     <w:tblPr>
       <w:tblStyleRowBandSize w:val="1"/>
@@ -20077,7 +20199,7 @@
       <w:rPr>
         <w:b/>
         <w:bCs/>
-        <w:color w:val="000000" w:themeColor="text1"/>
+        <w:color w:val="000000"/>
       </w:rPr>
       <w:tblPr/>
       <w:tcPr>
@@ -20088,7 +20210,7 @@
       <w:rPr>
         <w:b/>
         <w:bCs/>
-        <w:color w:val="000000" w:themeColor="text1"/>
+        <w:color w:val="000000"/>
       </w:rPr>
       <w:tblPr/>
       <w:tcPr>
@@ -20107,7 +20229,7 @@
       <w:rPr>
         <w:b/>
         <w:bCs/>
-        <w:color w:val="000000" w:themeColor="text1"/>
+        <w:color w:val="000000"/>
       </w:rPr>
       <w:tblPr/>
       <w:tcPr>
@@ -20126,7 +20248,7 @@
       <w:rPr>
         <w:b w:val="0"/>
         <w:bCs w:val="0"/>
-        <w:color w:val="000000" w:themeColor="text1"/>
+        <w:color w:val="000000"/>
       </w:rPr>
       <w:tblPr/>
       <w:tcPr>
@@ -20200,7 +20322,7 @@
         <w:bCs/>
         <w:i w:val="0"/>
         <w:iCs w:val="0"/>
-        <w:color w:val="FFFFFF" w:themeColor="background1"/>
+        <w:color w:val="000000"/>
       </w:rPr>
       <w:tblPr/>
       <w:tcPr>
@@ -20221,7 +20343,7 @@
         <w:bCs/>
         <w:i w:val="0"/>
         <w:iCs w:val="0"/>
-        <w:color w:val="FFFFFF" w:themeColor="background1"/>
+        <w:color w:val="000000"/>
       </w:rPr>
       <w:tblPr/>
       <w:tcPr>
@@ -20242,7 +20364,7 @@
         <w:bCs/>
         <w:i w:val="0"/>
         <w:iCs w:val="0"/>
-        <w:color w:val="FFFFFF" w:themeColor="background1"/>
+        <w:color w:val="000000"/>
       </w:rPr>
       <w:tblPr/>
       <w:tcPr>
@@ -20261,7 +20383,7 @@
         <w:bCs/>
         <w:i w:val="0"/>
         <w:iCs w:val="0"/>
-        <w:color w:val="FFFFFF" w:themeColor="background1"/>
+        <w:color w:val="000000"/>
       </w:rPr>
       <w:tblPr/>
       <w:tcPr>
@@ -20341,7 +20463,7 @@
         <w:bCs/>
         <w:i w:val="0"/>
         <w:iCs w:val="0"/>
-        <w:color w:val="FFFFFF" w:themeColor="background1"/>
+        <w:color w:val="000000"/>
       </w:rPr>
       <w:tblPr/>
       <w:tcPr>
@@ -20362,7 +20484,7 @@
         <w:bCs/>
         <w:i w:val="0"/>
         <w:iCs w:val="0"/>
-        <w:color w:val="FFFFFF" w:themeColor="background1"/>
+        <w:color w:val="000000"/>
       </w:rPr>
       <w:tblPr/>
       <w:tcPr>
@@ -20383,7 +20505,7 @@
         <w:bCs/>
         <w:i w:val="0"/>
         <w:iCs w:val="0"/>
-        <w:color w:val="FFFFFF" w:themeColor="background1"/>
+        <w:color w:val="000000"/>
       </w:rPr>
       <w:tblPr/>
       <w:tcPr>
@@ -20402,7 +20524,7 @@
         <w:bCs/>
         <w:i w:val="0"/>
         <w:iCs w:val="0"/>
-        <w:color w:val="FFFFFF" w:themeColor="background1"/>
+        <w:color w:val="000000"/>
       </w:rPr>
       <w:tblPr/>
       <w:tcPr>
@@ -20482,7 +20604,7 @@
         <w:bCs/>
         <w:i w:val="0"/>
         <w:iCs w:val="0"/>
-        <w:color w:val="FFFFFF" w:themeColor="background1"/>
+        <w:color w:val="000000"/>
       </w:rPr>
       <w:tblPr/>
       <w:tcPr>
@@ -20503,7 +20625,7 @@
         <w:bCs/>
         <w:i w:val="0"/>
         <w:iCs w:val="0"/>
-        <w:color w:val="FFFFFF" w:themeColor="background1"/>
+        <w:color w:val="000000"/>
       </w:rPr>
       <w:tblPr/>
       <w:tcPr>
@@ -20524,7 +20646,7 @@
         <w:bCs/>
         <w:i w:val="0"/>
         <w:iCs w:val="0"/>
-        <w:color w:val="FFFFFF" w:themeColor="background1"/>
+        <w:color w:val="000000"/>
       </w:rPr>
       <w:tblPr/>
       <w:tcPr>
@@ -20543,7 +20665,7 @@
         <w:bCs/>
         <w:i w:val="0"/>
         <w:iCs w:val="0"/>
-        <w:color w:val="FFFFFF" w:themeColor="background1"/>
+        <w:color w:val="000000"/>
       </w:rPr>
       <w:tblPr/>
       <w:tcPr>
@@ -20623,7 +20745,7 @@
         <w:bCs/>
         <w:i w:val="0"/>
         <w:iCs w:val="0"/>
-        <w:color w:val="FFFFFF" w:themeColor="background1"/>
+        <w:color w:val="000000"/>
       </w:rPr>
       <w:tblPr/>
       <w:tcPr>
@@ -20644,7 +20766,7 @@
         <w:bCs/>
         <w:i w:val="0"/>
         <w:iCs w:val="0"/>
-        <w:color w:val="FFFFFF" w:themeColor="background1"/>
+        <w:color w:val="000000"/>
       </w:rPr>
       <w:tblPr/>
       <w:tcPr>
@@ -20665,7 +20787,7 @@
         <w:bCs/>
         <w:i w:val="0"/>
         <w:iCs w:val="0"/>
-        <w:color w:val="FFFFFF" w:themeColor="background1"/>
+        <w:color w:val="000000"/>
       </w:rPr>
       <w:tblPr/>
       <w:tcPr>
@@ -20684,7 +20806,7 @@
         <w:bCs/>
         <w:i w:val="0"/>
         <w:iCs w:val="0"/>
-        <w:color w:val="FFFFFF" w:themeColor="background1"/>
+        <w:color w:val="000000"/>
       </w:rPr>
       <w:tblPr/>
       <w:tcPr>
@@ -20764,7 +20886,7 @@
         <w:bCs/>
         <w:i w:val="0"/>
         <w:iCs w:val="0"/>
-        <w:color w:val="FFFFFF" w:themeColor="background1"/>
+        <w:color w:val="000000"/>
       </w:rPr>
       <w:tblPr/>
       <w:tcPr>
@@ -20785,7 +20907,7 @@
         <w:bCs/>
         <w:i w:val="0"/>
         <w:iCs w:val="0"/>
-        <w:color w:val="FFFFFF" w:themeColor="background1"/>
+        <w:color w:val="000000"/>
       </w:rPr>
       <w:tblPr/>
       <w:tcPr>
@@ -20806,7 +20928,7 @@
         <w:bCs/>
         <w:i w:val="0"/>
         <w:iCs w:val="0"/>
-        <w:color w:val="FFFFFF" w:themeColor="background1"/>
+        <w:color w:val="000000"/>
       </w:rPr>
       <w:tblPr/>
       <w:tcPr>
@@ -20825,7 +20947,7 @@
         <w:bCs/>
         <w:i w:val="0"/>
         <w:iCs w:val="0"/>
-        <w:color w:val="FFFFFF" w:themeColor="background1"/>
+        <w:color w:val="000000"/>
       </w:rPr>
       <w:tblPr/>
       <w:tcPr>
@@ -20905,7 +21027,7 @@
         <w:bCs/>
         <w:i w:val="0"/>
         <w:iCs w:val="0"/>
-        <w:color w:val="FFFFFF" w:themeColor="background1"/>
+        <w:color w:val="000000"/>
       </w:rPr>
       <w:tblPr/>
       <w:tcPr>
@@ -20926,7 +21048,7 @@
         <w:bCs/>
         <w:i w:val="0"/>
         <w:iCs w:val="0"/>
-        <w:color w:val="FFFFFF" w:themeColor="background1"/>
+        <w:color w:val="000000"/>
       </w:rPr>
       <w:tblPr/>
       <w:tcPr>
@@ -20947,7 +21069,7 @@
         <w:bCs/>
         <w:i w:val="0"/>
         <w:iCs w:val="0"/>
-        <w:color w:val="FFFFFF" w:themeColor="background1"/>
+        <w:color w:val="000000"/>
       </w:rPr>
       <w:tblPr/>
       <w:tcPr>
@@ -20966,7 +21088,7 @@
         <w:bCs/>
         <w:i w:val="0"/>
         <w:iCs w:val="0"/>
-        <w:color w:val="FFFFFF" w:themeColor="background1"/>
+        <w:color w:val="000000"/>
       </w:rPr>
       <w:tblPr/>
       <w:tcPr>
@@ -21046,7 +21168,7 @@
         <w:bCs/>
         <w:i w:val="0"/>
         <w:iCs w:val="0"/>
-        <w:color w:val="FFFFFF" w:themeColor="background1"/>
+        <w:color w:val="000000"/>
       </w:rPr>
       <w:tblPr/>
       <w:tcPr>
@@ -21067,7 +21189,7 @@
         <w:bCs/>
         <w:i w:val="0"/>
         <w:iCs w:val="0"/>
-        <w:color w:val="FFFFFF" w:themeColor="background1"/>
+        <w:color w:val="000000"/>
       </w:rPr>
       <w:tblPr/>
       <w:tcPr>
@@ -21088,7 +21210,7 @@
         <w:bCs/>
         <w:i w:val="0"/>
         <w:iCs w:val="0"/>
-        <w:color w:val="FFFFFF" w:themeColor="background1"/>
+        <w:color w:val="000000"/>
       </w:rPr>
       <w:tblPr/>
       <w:tcPr>
@@ -21107,7 +21229,7 @@
         <w:bCs/>
         <w:i w:val="0"/>
         <w:iCs w:val="0"/>
-        <w:color w:val="FFFFFF" w:themeColor="background1"/>
+        <w:color w:val="000000"/>
       </w:rPr>
       <w:tblPr/>
       <w:tcPr>
@@ -21160,7 +21282,7 @@
       <w:spacing w:after="0" w:line="240" w:lineRule="auto"/>
     </w:pPr>
     <w:rPr>
-      <w:color w:val="FFFFFF" w:themeColor="background1"/>
+      <w:color w:val="000000"/>
     </w:rPr>
     <w:tblPr>
       <w:tblStyleRowBandSize w:val="1"/>
@@ -21274,7 +21396,7 @@
       <w:spacing w:after="0" w:line="240" w:lineRule="auto"/>
     </w:pPr>
     <w:rPr>
-      <w:color w:val="FFFFFF" w:themeColor="background1"/>
+      <w:color w:val="000000"/>
     </w:rPr>
     <w:tblPr>
       <w:tblStyleRowBandSize w:val="1"/>
@@ -21388,7 +21510,7 @@
       <w:spacing w:after="0" w:line="240" w:lineRule="auto"/>
     </w:pPr>
     <w:rPr>
-      <w:color w:val="FFFFFF" w:themeColor="background1"/>
+      <w:color w:val="000000"/>
     </w:rPr>
     <w:tblPr>
       <w:tblStyleRowBandSize w:val="1"/>
@@ -21502,7 +21624,7 @@
       <w:spacing w:after="0" w:line="240" w:lineRule="auto"/>
     </w:pPr>
     <w:rPr>
-      <w:color w:val="FFFFFF" w:themeColor="background1"/>
+      <w:color w:val="000000"/>
     </w:rPr>
     <w:tblPr>
       <w:tblStyleRowBandSize w:val="1"/>
@@ -21616,7 +21738,7 @@
       <w:spacing w:after="0" w:line="240" w:lineRule="auto"/>
     </w:pPr>
     <w:rPr>
-      <w:color w:val="FFFFFF" w:themeColor="background1"/>
+      <w:color w:val="000000"/>
     </w:rPr>
     <w:tblPr>
       <w:tblStyleRowBandSize w:val="1"/>
@@ -21730,7 +21852,7 @@
       <w:spacing w:after="0" w:line="240" w:lineRule="auto"/>
     </w:pPr>
     <w:rPr>
-      <w:color w:val="FFFFFF" w:themeColor="background1"/>
+      <w:color w:val="000000"/>
     </w:rPr>
     <w:tblPr>
       <w:tblStyleRowBandSize w:val="1"/>
@@ -21844,7 +21966,7 @@
       <w:spacing w:after="0" w:line="240" w:lineRule="auto"/>
     </w:pPr>
     <w:rPr>
-      <w:color w:val="FFFFFF" w:themeColor="background1"/>
+      <w:color w:val="000000"/>
     </w:rPr>
     <w:tblPr>
       <w:tblStyleRowBandSize w:val="1"/>
@@ -21958,7 +22080,7 @@
       <w:spacing w:after="0" w:line="240" w:lineRule="auto"/>
     </w:pPr>
     <w:rPr>
-      <w:color w:val="000000" w:themeColor="text1"/>
+      <w:color w:val="000000"/>
     </w:rPr>
     <w:tblPr>
       <w:tblStyleRowBandSize w:val="1"/>
@@ -22004,7 +22126,7 @@
       <w:rPr>
         <w:b/>
         <w:bCs/>
-        <w:color w:val="FFFFFF" w:themeColor="background1"/>
+        <w:color w:val="000000"/>
       </w:rPr>
       <w:tblPr/>
       <w:tcPr>
@@ -22016,7 +22138,7 @@
     </w:tblStylePr>
     <w:tblStylePr w:type="firstCol">
       <w:rPr>
-        <w:color w:val="FFFFFF" w:themeColor="background1"/>
+        <w:color w:val="000000"/>
       </w:rPr>
       <w:tblPr/>
       <w:tcPr>
@@ -22033,7 +22155,7 @@
     </w:tblStylePr>
     <w:tblStylePr w:type="lastCol">
       <w:rPr>
-        <w:color w:val="FFFFFF" w:themeColor="background1"/>
+        <w:color w:val="000000"/>
       </w:rPr>
       <w:tblPr/>
       <w:tcPr>
@@ -22062,12 +22184,12 @@
     </w:tblStylePr>
     <w:tblStylePr w:type="neCell">
       <w:rPr>
-        <w:color w:val="000000" w:themeColor="text1"/>
+        <w:color w:val="000000"/>
       </w:rPr>
     </w:tblStylePr>
     <w:tblStylePr w:type="nwCell">
       <w:rPr>
-        <w:color w:val="000000" w:themeColor="text1"/>
+        <w:color w:val="000000"/>
       </w:rPr>
     </w:tblStylePr>
   </w:style>
@@ -22080,7 +22202,7 @@
       <w:spacing w:after="0" w:line="240" w:lineRule="auto"/>
     </w:pPr>
     <w:rPr>
-      <w:color w:val="000000" w:themeColor="text1"/>
+      <w:color w:val="000000"/>
     </w:rPr>
     <w:tblPr>
       <w:tblStyleRowBandSize w:val="1"/>
@@ -22126,7 +22248,7 @@
       <w:rPr>
         <w:b/>
         <w:bCs/>
-        <w:color w:val="FFFFFF" w:themeColor="background1"/>
+        <w:color w:val="000000"/>
       </w:rPr>
       <w:tblPr/>
       <w:tcPr>
@@ -22138,7 +22260,7 @@
     </w:tblStylePr>
     <w:tblStylePr w:type="firstCol">
       <w:rPr>
-        <w:color w:val="FFFFFF" w:themeColor="background1"/>
+        <w:color w:val="000000"/>
       </w:rPr>
       <w:tblPr/>
       <w:tcPr>
@@ -22155,7 +22277,7 @@
     </w:tblStylePr>
     <w:tblStylePr w:type="lastCol">
       <w:rPr>
-        <w:color w:val="FFFFFF" w:themeColor="background1"/>
+        <w:color w:val="000000"/>
       </w:rPr>
       <w:tblPr/>
       <w:tcPr>
@@ -22184,12 +22306,12 @@
     </w:tblStylePr>
     <w:tblStylePr w:type="neCell">
       <w:rPr>
-        <w:color w:val="000000" w:themeColor="text1"/>
+        <w:color w:val="000000"/>
       </w:rPr>
     </w:tblStylePr>
     <w:tblStylePr w:type="nwCell">
       <w:rPr>
-        <w:color w:val="000000" w:themeColor="text1"/>
+        <w:color w:val="000000"/>
       </w:rPr>
     </w:tblStylePr>
   </w:style>
@@ -22202,7 +22324,7 @@
       <w:spacing w:after="0" w:line="240" w:lineRule="auto"/>
     </w:pPr>
     <w:rPr>
-      <w:color w:val="000000" w:themeColor="text1"/>
+      <w:color w:val="000000"/>
     </w:rPr>
     <w:tblPr>
       <w:tblStyleRowBandSize w:val="1"/>
@@ -22248,7 +22370,7 @@
       <w:rPr>
         <w:b/>
         <w:bCs/>
-        <w:color w:val="FFFFFF" w:themeColor="background1"/>
+        <w:color w:val="000000"/>
       </w:rPr>
       <w:tblPr/>
       <w:tcPr>
@@ -22260,7 +22382,7 @@
     </w:tblStylePr>
     <w:tblStylePr w:type="firstCol">
       <w:rPr>
-        <w:color w:val="FFFFFF" w:themeColor="background1"/>
+        <w:color w:val="000000"/>
       </w:rPr>
       <w:tblPr/>
       <w:tcPr>
@@ -22277,7 +22399,7 @@
     </w:tblStylePr>
     <w:tblStylePr w:type="lastCol">
       <w:rPr>
-        <w:color w:val="FFFFFF" w:themeColor="background1"/>
+        <w:color w:val="000000"/>
       </w:rPr>
       <w:tblPr/>
       <w:tcPr>
@@ -22306,12 +22428,12 @@
     </w:tblStylePr>
     <w:tblStylePr w:type="neCell">
       <w:rPr>
-        <w:color w:val="000000" w:themeColor="text1"/>
+        <w:color w:val="000000"/>
       </w:rPr>
     </w:tblStylePr>
     <w:tblStylePr w:type="nwCell">
       <w:rPr>
-        <w:color w:val="000000" w:themeColor="text1"/>
+        <w:color w:val="000000"/>
       </w:rPr>
     </w:tblStylePr>
   </w:style>
@@ -22324,7 +22446,7 @@
       <w:spacing w:after="0" w:line="240" w:lineRule="auto"/>
     </w:pPr>
     <w:rPr>
-      <w:color w:val="000000" w:themeColor="text1"/>
+      <w:color w:val="000000"/>
     </w:rPr>
     <w:tblPr>
       <w:tblStyleRowBandSize w:val="1"/>
@@ -22370,7 +22492,7 @@
       <w:rPr>
         <w:b/>
         <w:bCs/>
-        <w:color w:val="FFFFFF" w:themeColor="background1"/>
+        <w:color w:val="000000"/>
       </w:rPr>
       <w:tblPr/>
       <w:tcPr>
@@ -22382,7 +22504,7 @@
     </w:tblStylePr>
     <w:tblStylePr w:type="firstCol">
       <w:rPr>
-        <w:color w:val="FFFFFF" w:themeColor="background1"/>
+        <w:color w:val="000000"/>
       </w:rPr>
       <w:tblPr/>
       <w:tcPr>
@@ -22399,7 +22521,7 @@
     </w:tblStylePr>
     <w:tblStylePr w:type="lastCol">
       <w:rPr>
-        <w:color w:val="FFFFFF" w:themeColor="background1"/>
+        <w:color w:val="000000"/>
       </w:rPr>
       <w:tblPr/>
       <w:tcPr>
@@ -22436,7 +22558,7 @@
       <w:spacing w:after="0" w:line="240" w:lineRule="auto"/>
     </w:pPr>
     <w:rPr>
-      <w:color w:val="000000" w:themeColor="text1"/>
+      <w:color w:val="000000"/>
     </w:rPr>
     <w:tblPr>
       <w:tblStyleRowBandSize w:val="1"/>
@@ -22482,7 +22604,7 @@
       <w:rPr>
         <w:b/>
         <w:bCs/>
-        <w:color w:val="FFFFFF" w:themeColor="background1"/>
+        <w:color w:val="000000"/>
       </w:rPr>
       <w:tblPr/>
       <w:tcPr>
@@ -22494,7 +22616,7 @@
     </w:tblStylePr>
     <w:tblStylePr w:type="firstCol">
       <w:rPr>
-        <w:color w:val="FFFFFF" w:themeColor="background1"/>
+        <w:color w:val="000000"/>
       </w:rPr>
       <w:tblPr/>
       <w:tcPr>
@@ -22511,7 +22633,7 @@
     </w:tblStylePr>
     <w:tblStylePr w:type="lastCol">
       <w:rPr>
-        <w:color w:val="FFFFFF" w:themeColor="background1"/>
+        <w:color w:val="000000"/>
       </w:rPr>
       <w:tblPr/>
       <w:tcPr>
@@ -22540,12 +22662,12 @@
     </w:tblStylePr>
     <w:tblStylePr w:type="neCell">
       <w:rPr>
-        <w:color w:val="000000" w:themeColor="text1"/>
+        <w:color w:val="000000"/>
       </w:rPr>
     </w:tblStylePr>
     <w:tblStylePr w:type="nwCell">
       <w:rPr>
-        <w:color w:val="000000" w:themeColor="text1"/>
+        <w:color w:val="000000"/>
       </w:rPr>
     </w:tblStylePr>
   </w:style>
@@ -22558,7 +22680,7 @@
       <w:spacing w:after="0" w:line="240" w:lineRule="auto"/>
     </w:pPr>
     <w:rPr>
-      <w:color w:val="000000" w:themeColor="text1"/>
+      <w:color w:val="000000"/>
     </w:rPr>
     <w:tblPr>
       <w:tblStyleRowBandSize w:val="1"/>
@@ -22604,7 +22726,7 @@
       <w:rPr>
         <w:b/>
         <w:bCs/>
-        <w:color w:val="FFFFFF" w:themeColor="background1"/>
+        <w:color w:val="000000"/>
       </w:rPr>
       <w:tblPr/>
       <w:tcPr>
@@ -22616,7 +22738,7 @@
     </w:tblStylePr>
     <w:tblStylePr w:type="firstCol">
       <w:rPr>
-        <w:color w:val="FFFFFF" w:themeColor="background1"/>
+        <w:color w:val="000000"/>
       </w:rPr>
       <w:tblPr/>
       <w:tcPr>
@@ -22633,7 +22755,7 @@
     </w:tblStylePr>
     <w:tblStylePr w:type="lastCol">
       <w:rPr>
-        <w:color w:val="FFFFFF" w:themeColor="background1"/>
+        <w:color w:val="000000"/>
       </w:rPr>
       <w:tblPr/>
       <w:tcPr>
@@ -22662,12 +22784,12 @@
     </w:tblStylePr>
     <w:tblStylePr w:type="neCell">
       <w:rPr>
-        <w:color w:val="000000" w:themeColor="text1"/>
+        <w:color w:val="000000"/>
       </w:rPr>
     </w:tblStylePr>
     <w:tblStylePr w:type="nwCell">
       <w:rPr>
-        <w:color w:val="000000" w:themeColor="text1"/>
+        <w:color w:val="000000"/>
       </w:rPr>
     </w:tblStylePr>
   </w:style>
@@ -22680,7 +22802,7 @@
       <w:spacing w:after="0" w:line="240" w:lineRule="auto"/>
     </w:pPr>
     <w:rPr>
-      <w:color w:val="000000" w:themeColor="text1"/>
+      <w:color w:val="000000"/>
     </w:rPr>
     <w:tblPr>
       <w:tblStyleRowBandSize w:val="1"/>
@@ -22726,7 +22848,7 @@
       <w:rPr>
         <w:b/>
         <w:bCs/>
-        <w:color w:val="FFFFFF" w:themeColor="background1"/>
+        <w:color w:val="000000"/>
       </w:rPr>
       <w:tblPr/>
       <w:tcPr>
@@ -22738,7 +22860,7 @@
     </w:tblStylePr>
     <w:tblStylePr w:type="firstCol">
       <w:rPr>
-        <w:color w:val="FFFFFF" w:themeColor="background1"/>
+        <w:color w:val="000000"/>
       </w:rPr>
       <w:tblPr/>
       <w:tcPr>
@@ -22755,7 +22877,7 @@
     </w:tblStylePr>
     <w:tblStylePr w:type="lastCol">
       <w:rPr>
-        <w:color w:val="FFFFFF" w:themeColor="background1"/>
+        <w:color w:val="000000"/>
       </w:rPr>
       <w:tblPr/>
       <w:tcPr>
@@ -22784,12 +22906,12 @@
     </w:tblStylePr>
     <w:tblStylePr w:type="neCell">
       <w:rPr>
-        <w:color w:val="000000" w:themeColor="text1"/>
+        <w:color w:val="000000"/>
       </w:rPr>
     </w:tblStylePr>
     <w:tblStylePr w:type="nwCell">
       <w:rPr>
-        <w:color w:val="000000" w:themeColor="text1"/>
+        <w:color w:val="000000"/>
       </w:rPr>
     </w:tblStylePr>
   </w:style>
@@ -22802,7 +22924,7 @@
       <w:spacing w:after="0" w:line="240" w:lineRule="auto"/>
     </w:pPr>
     <w:rPr>
-      <w:color w:val="000000" w:themeColor="text1"/>
+      <w:color w:val="000000"/>
     </w:rPr>
     <w:tblPr>
       <w:tblStyleRowBandSize w:val="1"/>
@@ -22822,7 +22944,7 @@
       <w:rPr>
         <w:b/>
         <w:bCs/>
-        <w:color w:val="FFFFFF" w:themeColor="background1"/>
+        <w:color w:val="000000"/>
       </w:rPr>
       <w:tblPr/>
       <w:tcPr>
@@ -22836,7 +22958,7 @@
       <w:rPr>
         <w:b/>
         <w:bCs/>
-        <w:color w:val="9E3A38" w:themeColor="accent2" w:themeShade="CC"/>
+        <w:color w:val="000000"/>
       </w:rPr>
       <w:tblPr/>
       <w:tcPr>
@@ -22888,7 +23010,7 @@
       <w:spacing w:after="0" w:line="240" w:lineRule="auto"/>
     </w:pPr>
     <w:rPr>
-      <w:color w:val="000000" w:themeColor="text1"/>
+      <w:color w:val="000000"/>
     </w:rPr>
     <w:tblPr>
       <w:tblStyleRowBandSize w:val="1"/>
@@ -22908,7 +23030,7 @@
       <w:rPr>
         <w:b/>
         <w:bCs/>
-        <w:color w:val="FFFFFF" w:themeColor="background1"/>
+        <w:color w:val="000000"/>
       </w:rPr>
       <w:tblPr/>
       <w:tcPr>
@@ -22922,7 +23044,7 @@
       <w:rPr>
         <w:b/>
         <w:bCs/>
-        <w:color w:val="9E3A38" w:themeColor="accent2" w:themeShade="CC"/>
+        <w:color w:val="000000"/>
       </w:rPr>
       <w:tblPr/>
       <w:tcPr>
@@ -22974,7 +23096,7 @@
       <w:spacing w:after="0" w:line="240" w:lineRule="auto"/>
     </w:pPr>
     <w:rPr>
-      <w:color w:val="000000" w:themeColor="text1"/>
+      <w:color w:val="000000"/>
     </w:rPr>
     <w:tblPr>
       <w:tblStyleRowBandSize w:val="1"/>
@@ -22994,7 +23116,7 @@
       <w:rPr>
         <w:b/>
         <w:bCs/>
-        <w:color w:val="FFFFFF" w:themeColor="background1"/>
+        <w:color w:val="000000"/>
       </w:rPr>
       <w:tblPr/>
       <w:tcPr>
@@ -23008,7 +23130,7 @@
       <w:rPr>
         <w:b/>
         <w:bCs/>
-        <w:color w:val="9E3A38" w:themeColor="accent2" w:themeShade="CC"/>
+        <w:color w:val="000000"/>
       </w:rPr>
       <w:tblPr/>
       <w:tcPr>
@@ -23060,7 +23182,7 @@
       <w:spacing w:after="0" w:line="240" w:lineRule="auto"/>
     </w:pPr>
     <w:rPr>
-      <w:color w:val="000000" w:themeColor="text1"/>
+      <w:color w:val="000000"/>
     </w:rPr>
     <w:tblPr>
       <w:tblStyleRowBandSize w:val="1"/>
@@ -23080,7 +23202,7 @@
       <w:rPr>
         <w:b/>
         <w:bCs/>
-        <w:color w:val="FFFFFF" w:themeColor="background1"/>
+        <w:color w:val="000000"/>
       </w:rPr>
       <w:tblPr/>
       <w:tcPr>
@@ -23094,7 +23216,7 @@
       <w:rPr>
         <w:b/>
         <w:bCs/>
-        <w:color w:val="664E82" w:themeColor="accent4" w:themeShade="CC"/>
+        <w:color w:val="000000"/>
       </w:rPr>
       <w:tblPr/>
       <w:tcPr>
@@ -23146,7 +23268,7 @@
       <w:spacing w:after="0" w:line="240" w:lineRule="auto"/>
     </w:pPr>
     <w:rPr>
-      <w:color w:val="000000" w:themeColor="text1"/>
+      <w:color w:val="000000"/>
     </w:rPr>
     <w:tblPr>
       <w:tblStyleRowBandSize w:val="1"/>
@@ -23166,7 +23288,7 @@
       <w:rPr>
         <w:b/>
         <w:bCs/>
-        <w:color w:val="FFFFFF" w:themeColor="background1"/>
+        <w:color w:val="000000"/>
       </w:rPr>
       <w:tblPr/>
       <w:tcPr>
@@ -23180,7 +23302,7 @@
       <w:rPr>
         <w:b/>
         <w:bCs/>
-        <w:color w:val="7E9C40" w:themeColor="accent3" w:themeShade="CC"/>
+        <w:color w:val="000000"/>
       </w:rPr>
       <w:tblPr/>
       <w:tcPr>
@@ -23232,7 +23354,7 @@
       <w:spacing w:after="0" w:line="240" w:lineRule="auto"/>
     </w:pPr>
     <w:rPr>
-      <w:color w:val="000000" w:themeColor="text1"/>
+      <w:color w:val="000000"/>
     </w:rPr>
     <w:tblPr>
       <w:tblStyleRowBandSize w:val="1"/>
@@ -23252,7 +23374,7 @@
       <w:rPr>
         <w:b/>
         <w:bCs/>
-        <w:color w:val="FFFFFF" w:themeColor="background1"/>
+        <w:color w:val="000000"/>
       </w:rPr>
       <w:tblPr/>
       <w:tcPr>
@@ -23266,7 +23388,7 @@
       <w:rPr>
         <w:b/>
         <w:bCs/>
-        <w:color w:val="F2730A" w:themeColor="accent6" w:themeShade="CC"/>
+        <w:color w:val="000000"/>
       </w:rPr>
       <w:tblPr/>
       <w:tcPr>
@@ -23318,7 +23440,7 @@
       <w:spacing w:after="0" w:line="240" w:lineRule="auto"/>
     </w:pPr>
     <w:rPr>
-      <w:color w:val="000000" w:themeColor="text1"/>
+      <w:color w:val="000000"/>
     </w:rPr>
     <w:tblPr>
       <w:tblStyleRowBandSize w:val="1"/>
@@ -23338,7 +23460,7 @@
       <w:rPr>
         <w:b/>
         <w:bCs/>
-        <w:color w:val="FFFFFF" w:themeColor="background1"/>
+        <w:color w:val="000000"/>
       </w:rPr>
       <w:tblPr/>
       <w:tcPr>
@@ -23352,7 +23474,7 @@
       <w:rPr>
         <w:b/>
         <w:bCs/>
-        <w:color w:val="348DA5" w:themeColor="accent5" w:themeShade="CC"/>
+        <w:color w:val="000000"/>
       </w:rPr>
       <w:tblPr/>
       <w:tcPr>
@@ -23404,7 +23526,7 @@
       <w:spacing w:after="0" w:line="240" w:lineRule="auto"/>
     </w:pPr>
     <w:rPr>
-      <w:color w:val="000000" w:themeColor="text1"/>
+      <w:color w:val="000000"/>
     </w:rPr>
     <w:tblPr>
       <w:tblStyleRowBandSize w:val="1"/>
@@ -23437,7 +23559,7 @@
       <w:rPr>
         <w:b/>
         <w:bCs/>
-        <w:color w:val="000000" w:themeColor="text1"/>
+        <w:color w:val="000000"/>
       </w:rPr>
       <w:tblPr/>
       <w:tcPr>
@@ -23446,7 +23568,7 @@
     </w:tblStylePr>
     <w:tblStylePr w:type="firstCol">
       <w:rPr>
-        <w:color w:val="FFFFFF" w:themeColor="background1"/>
+        <w:color w:val="000000"/>
       </w:rPr>
       <w:tblPr/>
       <w:tcPr>
@@ -23455,7 +23577,7 @@
     </w:tblStylePr>
     <w:tblStylePr w:type="lastCol">
       <w:rPr>
-        <w:color w:val="FFFFFF" w:themeColor="background1"/>
+        <w:color w:val="000000"/>
       </w:rPr>
       <w:tblPr/>
       <w:tcPr>
@@ -23484,7 +23606,7 @@
       <w:spacing w:after="0" w:line="240" w:lineRule="auto"/>
     </w:pPr>
     <w:rPr>
-      <w:color w:val="000000" w:themeColor="text1"/>
+      <w:color w:val="000000"/>
     </w:rPr>
     <w:tblPr>
       <w:tblStyleRowBandSize w:val="1"/>
@@ -23517,7 +23639,7 @@
       <w:rPr>
         <w:b/>
         <w:bCs/>
-        <w:color w:val="000000" w:themeColor="text1"/>
+        <w:color w:val="000000"/>
       </w:rPr>
       <w:tblPr/>
       <w:tcPr>
@@ -23526,7 +23648,7 @@
     </w:tblStylePr>
     <w:tblStylePr w:type="firstCol">
       <w:rPr>
-        <w:color w:val="FFFFFF" w:themeColor="background1"/>
+        <w:color w:val="000000"/>
       </w:rPr>
       <w:tblPr/>
       <w:tcPr>
@@ -23535,7 +23657,7 @@
     </w:tblStylePr>
     <w:tblStylePr w:type="lastCol">
       <w:rPr>
-        <w:color w:val="FFFFFF" w:themeColor="background1"/>
+        <w:color w:val="000000"/>
       </w:rPr>
       <w:tblPr/>
       <w:tcPr>
@@ -23564,7 +23686,7 @@
       <w:spacing w:after="0" w:line="240" w:lineRule="auto"/>
     </w:pPr>
     <w:rPr>
-      <w:color w:val="000000" w:themeColor="text1"/>
+      <w:color w:val="000000"/>
     </w:rPr>
     <w:tblPr>
       <w:tblStyleRowBandSize w:val="1"/>
@@ -23597,7 +23719,7 @@
       <w:rPr>
         <w:b/>
         <w:bCs/>
-        <w:color w:val="000000" w:themeColor="text1"/>
+        <w:color w:val="000000"/>
       </w:rPr>
       <w:tblPr/>
       <w:tcPr>
@@ -23606,7 +23728,7 @@
     </w:tblStylePr>
     <w:tblStylePr w:type="firstCol">
       <w:rPr>
-        <w:color w:val="FFFFFF" w:themeColor="background1"/>
+        <w:color w:val="000000"/>
       </w:rPr>
       <w:tblPr/>
       <w:tcPr>
@@ -23615,7 +23737,7 @@
     </w:tblStylePr>
     <w:tblStylePr w:type="lastCol">
       <w:rPr>
-        <w:color w:val="FFFFFF" w:themeColor="background1"/>
+        <w:color w:val="000000"/>
       </w:rPr>
       <w:tblPr/>
       <w:tcPr>
@@ -23644,7 +23766,7 @@
       <w:spacing w:after="0" w:line="240" w:lineRule="auto"/>
     </w:pPr>
     <w:rPr>
-      <w:color w:val="000000" w:themeColor="text1"/>
+      <w:color w:val="000000"/>
     </w:rPr>
     <w:tblPr>
       <w:tblStyleRowBandSize w:val="1"/>
@@ -23677,7 +23799,7 @@
       <w:rPr>
         <w:b/>
         <w:bCs/>
-        <w:color w:val="000000" w:themeColor="text1"/>
+        <w:color w:val="000000"/>
       </w:rPr>
       <w:tblPr/>
       <w:tcPr>
@@ -23686,7 +23808,7 @@
     </w:tblStylePr>
     <w:tblStylePr w:type="firstCol">
       <w:rPr>
-        <w:color w:val="FFFFFF" w:themeColor="background1"/>
+        <w:color w:val="000000"/>
       </w:rPr>
       <w:tblPr/>
       <w:tcPr>
@@ -23695,7 +23817,7 @@
     </w:tblStylePr>
     <w:tblStylePr w:type="lastCol">
       <w:rPr>
-        <w:color w:val="FFFFFF" w:themeColor="background1"/>
+        <w:color w:val="000000"/>
       </w:rPr>
       <w:tblPr/>
       <w:tcPr>
@@ -23724,7 +23846,7 @@
       <w:spacing w:after="0" w:line="240" w:lineRule="auto"/>
     </w:pPr>
     <w:rPr>
-      <w:color w:val="000000" w:themeColor="text1"/>
+      <w:color w:val="000000"/>
     </w:rPr>
     <w:tblPr>
       <w:tblStyleRowBandSize w:val="1"/>
@@ -23757,7 +23879,7 @@
       <w:rPr>
         <w:b/>
         <w:bCs/>
-        <w:color w:val="000000" w:themeColor="text1"/>
+        <w:color w:val="000000"/>
       </w:rPr>
       <w:tblPr/>
       <w:tcPr>
@@ -23766,7 +23888,7 @@
     </w:tblStylePr>
     <w:tblStylePr w:type="firstCol">
       <w:rPr>
-        <w:color w:val="FFFFFF" w:themeColor="background1"/>
+        <w:color w:val="000000"/>
       </w:rPr>
       <w:tblPr/>
       <w:tcPr>
@@ -23775,7 +23897,7 @@
     </w:tblStylePr>
     <w:tblStylePr w:type="lastCol">
       <w:rPr>
-        <w:color w:val="FFFFFF" w:themeColor="background1"/>
+        <w:color w:val="000000"/>
       </w:rPr>
       <w:tblPr/>
       <w:tcPr>
@@ -23804,7 +23926,7 @@
       <w:spacing w:after="0" w:line="240" w:lineRule="auto"/>
     </w:pPr>
     <w:rPr>
-      <w:color w:val="000000" w:themeColor="text1"/>
+      <w:color w:val="000000"/>
     </w:rPr>
     <w:tblPr>
       <w:tblStyleRowBandSize w:val="1"/>
@@ -23837,7 +23959,7 @@
       <w:rPr>
         <w:b/>
         <w:bCs/>
-        <w:color w:val="000000" w:themeColor="text1"/>
+        <w:color w:val="000000"/>
       </w:rPr>
       <w:tblPr/>
       <w:tcPr>
@@ -23846,7 +23968,7 @@
     </w:tblStylePr>
     <w:tblStylePr w:type="firstCol">
       <w:rPr>
-        <w:color w:val="FFFFFF" w:themeColor="background1"/>
+        <w:color w:val="000000"/>
       </w:rPr>
       <w:tblPr/>
       <w:tcPr>
@@ -23855,7 +23977,7 @@
     </w:tblStylePr>
     <w:tblStylePr w:type="lastCol">
       <w:rPr>
-        <w:color w:val="FFFFFF" w:themeColor="background1"/>
+        <w:color w:val="000000"/>
       </w:rPr>
       <w:tblPr/>
       <w:tcPr>
@@ -23884,7 +24006,7 @@
       <w:spacing w:after="0" w:line="240" w:lineRule="auto"/>
     </w:pPr>
     <w:rPr>
-      <w:color w:val="000000" w:themeColor="text1"/>
+      <w:color w:val="000000"/>
     </w:rPr>
     <w:tblPr>
       <w:tblStyleRowBandSize w:val="1"/>
@@ -23917,7 +24039,7 @@
       <w:rPr>
         <w:b/>
         <w:bCs/>
-        <w:color w:val="000000" w:themeColor="text1"/>
+        <w:color w:val="000000"/>
       </w:rPr>
       <w:tblPr/>
       <w:tcPr>
@@ -23926,7 +24048,7 @@
     </w:tblStylePr>
     <w:tblStylePr w:type="firstCol">
       <w:rPr>
-        <w:color w:val="FFFFFF" w:themeColor="background1"/>
+        <w:color w:val="000000"/>
       </w:rPr>
       <w:tblPr/>
       <w:tcPr>
@@ -23935,7 +24057,7 @@
     </w:tblStylePr>
     <w:tblStylePr w:type="lastCol">
       <w:rPr>
-        <w:color w:val="FFFFFF" w:themeColor="background1"/>
+        <w:color w:val="000000"/>
       </w:rPr>
       <w:tblPr/>
       <w:tcPr>
